--- a/docs/sop-authorization-redesign.docx
+++ b/docs/sop-authorization-redesign.docx
@@ -31,10 +31,10 @@
         <w:pStyle w:val="Date"/>
       </w:pPr>
       <w:r>
-        <w:t xml:space="preserve">2026-05-01</w:t>
-      </w:r>
-    </w:p>
-    <w:bookmarkStart w:id="30" w:name="enki-authorization-redesign"/>
+        <w:t xml:space="preserve">2026-05-02</w:t>
+      </w:r>
+    </w:p>
+    <w:bookmarkStart w:id="35" w:name="enki-authorization-redesign"/>
     <w:p>
       <w:pPr>
         <w:pStyle w:val="Heading1"/>
@@ -53,383 +53,6 @@
           <w:bCs/>
         </w:rPr>
         <w:t xml:space="preserve">Standard Operating Procedure</w:t>
-      </w:r>
-    </w:p>
-    <w:tbl>
-      <w:tblPr>
-        <w:tblStyle w:val="Table"/>
-        <w:tblW w:type="auto" w:w="0"/>
-        <w:tblLook w:firstRow="1" w:lastRow="0" w:firstColumn="0" w:lastColumn="0" w:noHBand="0" w:noVBand="0" w:val="0020"/>
-      </w:tblPr>
-      <w:tblGrid>
-        <w:gridCol w:w="3960"/>
-        <w:gridCol w:w="3960"/>
-      </w:tblGrid>
-      <w:tr>
-        <w:trPr>
-          <w:tblHeader w:val="on"/>
-        </w:trPr>
-        <w:tc>
-          <w:tcPr/>
-          <w:p>
-            <w:pPr>
-              <w:pStyle w:val="Compact"/>
-            </w:pPr>
-            <w:r>
-              <w:t xml:space="preserve">Field</w:t>
-            </w:r>
-          </w:p>
-        </w:tc>
-        <w:tc>
-          <w:tcPr/>
-          <w:p>
-            <w:pPr>
-              <w:pStyle w:val="Compact"/>
-            </w:pPr>
-            <w:r>
-              <w:t xml:space="preserve">Value</w:t>
-            </w:r>
-          </w:p>
-        </w:tc>
-      </w:tr>
-      <w:tr>
-        <w:tc>
-          <w:tcPr/>
-          <w:p>
-            <w:pPr>
-              <w:pStyle w:val="Compact"/>
-            </w:pPr>
-            <w:r>
-              <w:t xml:space="preserve">Document number</w:t>
-            </w:r>
-          </w:p>
-        </w:tc>
-        <w:tc>
-          <w:tcPr/>
-          <w:p>
-            <w:pPr>
-              <w:pStyle w:val="Compact"/>
-            </w:pPr>
-            <w:r>
-              <w:t xml:space="preserve">SDI-ENG-SOP-002</w:t>
-            </w:r>
-          </w:p>
-        </w:tc>
-      </w:tr>
-      <w:tr>
-        <w:tc>
-          <w:tcPr/>
-          <w:p>
-            <w:pPr>
-              <w:pStyle w:val="Compact"/>
-            </w:pPr>
-            <w:r>
-              <w:t xml:space="preserve">Version</w:t>
-            </w:r>
-          </w:p>
-        </w:tc>
-        <w:tc>
-          <w:tcPr/>
-          <w:p>
-            <w:pPr>
-              <w:pStyle w:val="Compact"/>
-            </w:pPr>
-            <w:r>
-              <w:t xml:space="preserve">1.0 (draft)</w:t>
-            </w:r>
-          </w:p>
-        </w:tc>
-      </w:tr>
-      <w:tr>
-        <w:tc>
-          <w:tcPr/>
-          <w:p>
-            <w:pPr>
-              <w:pStyle w:val="Compact"/>
-            </w:pPr>
-            <w:r>
-              <w:t xml:space="preserve">Effective date</w:t>
-            </w:r>
-          </w:p>
-        </w:tc>
-        <w:tc>
-          <w:tcPr/>
-          <w:p>
-            <w:pPr>
-              <w:pStyle w:val="Compact"/>
-            </w:pPr>
-            <w:r>
-              <w:t xml:space="preserve">2026-05-01</w:t>
-            </w:r>
-          </w:p>
-        </w:tc>
-      </w:tr>
-      <w:tr>
-        <w:tc>
-          <w:tcPr/>
-          <w:p>
-            <w:pPr>
-              <w:pStyle w:val="Compact"/>
-            </w:pPr>
-            <w:r>
-              <w:t xml:space="preserve">Document owner</w:t>
-            </w:r>
-          </w:p>
-        </w:tc>
-        <w:tc>
-          <w:tcPr/>
-          <w:p>
-            <w:pPr>
-              <w:pStyle w:val="Compact"/>
-            </w:pPr>
-            <w:r>
-              <w:t xml:space="preserve">Mike King — KingOfTheGeeks</w:t>
-            </w:r>
-          </w:p>
-        </w:tc>
-      </w:tr>
-      <w:tr>
-        <w:tc>
-          <w:tcPr/>
-          <w:p>
-            <w:pPr>
-              <w:pStyle w:val="Compact"/>
-            </w:pPr>
-            <w:r>
-              <w:t xml:space="preserve">Issuing organization</w:t>
-            </w:r>
-          </w:p>
-        </w:tc>
-        <w:tc>
-          <w:tcPr/>
-          <w:p>
-            <w:pPr>
-              <w:pStyle w:val="Compact"/>
-            </w:pPr>
-            <w:r>
-              <w:t xml:space="preserve">SDI Engineering</w:t>
-            </w:r>
-          </w:p>
-        </w:tc>
-      </w:tr>
-      <w:tr>
-        <w:tc>
-          <w:tcPr/>
-          <w:p>
-            <w:pPr>
-              <w:pStyle w:val="Compact"/>
-            </w:pPr>
-            <w:r>
-              <w:t xml:space="preserve">Status</w:t>
-            </w:r>
-          </w:p>
-        </w:tc>
-        <w:tc>
-          <w:tcPr/>
-          <w:p>
-            <w:pPr>
-              <w:pStyle w:val="Compact"/>
-            </w:pPr>
-            <w:r>
-              <w:t xml:space="preserve">Draft — pending client review</w:t>
-            </w:r>
-          </w:p>
-        </w:tc>
-      </w:tr>
-      <w:tr>
-        <w:tc>
-          <w:tcPr/>
-          <w:p>
-            <w:pPr>
-              <w:pStyle w:val="Compact"/>
-            </w:pPr>
-            <w:r>
-              <w:t xml:space="preserve">Related repo</w:t>
-            </w:r>
-          </w:p>
-        </w:tc>
-        <w:tc>
-          <w:tcPr/>
-          <w:p>
-            <w:pPr>
-              <w:pStyle w:val="Compact"/>
-            </w:pPr>
-            <w:hyperlink r:id="rId9">
-              <w:r>
-                <w:rPr>
-                  <w:rStyle w:val="Hyperlink"/>
-                </w:rPr>
-                <w:t xml:space="preserve">https://github.com/KingOfTheGeeks/Enki</w:t>
-              </w:r>
-            </w:hyperlink>
-          </w:p>
-        </w:tc>
-      </w:tr>
-      <w:tr>
-        <w:tc>
-          <w:tcPr/>
-          <w:p>
-            <w:pPr>
-              <w:pStyle w:val="Compact"/>
-            </w:pPr>
-            <w:r>
-              <w:t xml:space="preserve">Reviewed by</w:t>
-            </w:r>
-          </w:p>
-        </w:tc>
-        <w:tc>
-          <w:tcPr/>
-          <w:p>
-            <w:pPr>
-              <w:pStyle w:val="Compact"/>
-            </w:pPr>
-            <w:r>
-              <w:t xml:space="preserve">_________________</w:t>
-            </w:r>
-          </w:p>
-        </w:tc>
-      </w:tr>
-      <w:tr>
-        <w:tc>
-          <w:tcPr/>
-          <w:p>
-            <w:pPr>
-              <w:pStyle w:val="Compact"/>
-            </w:pPr>
-            <w:r>
-              <w:t xml:space="preserve">Approved by</w:t>
-            </w:r>
-          </w:p>
-        </w:tc>
-        <w:tc>
-          <w:tcPr/>
-          <w:p>
-            <w:pPr>
-              <w:pStyle w:val="Compact"/>
-            </w:pPr>
-            <w:r>
-              <w:t xml:space="preserve">_________________</w:t>
-            </w:r>
-          </w:p>
-        </w:tc>
-      </w:tr>
-    </w:tbl>
-    <w:p>
-      <w:r>
-        <w:pict>
-          <v:rect style="width:0;height:1.5pt" o:hralign="center" o:hrstd="t" o:hr="t"/>
-        </w:pict>
-      </w:r>
-    </w:p>
-    <w:bookmarkStart w:id="10" w:name="a.-purpose"/>
-    <w:p>
-      <w:pPr>
-        <w:pStyle w:val="Heading2"/>
-      </w:pPr>
-      <w:r>
-        <w:t xml:space="preserve">A. Purpose</w:t>
-      </w:r>
-    </w:p>
-    <w:p>
-      <w:pPr>
-        <w:pStyle w:val="FirstParagraph"/>
-      </w:pPr>
-      <w:r>
-        <w:t xml:space="preserve">This Standard Operating Procedure documents the authorization model used by the Enki platform — who can perform which actions, how those decisions are made, and how user permissions are administered.</w:t>
-      </w:r>
-    </w:p>
-    <w:p>
-      <w:pPr>
-        <w:pStyle w:val="BodyText"/>
-      </w:pPr>
-      <w:r>
-        <w:t xml:space="preserve">It is intended for client review of the role and permission system being introduced in this release. It supersedes any informal description of</w:t>
-      </w:r>
-      <w:r>
-        <w:t xml:space="preserve"> </w:t>
-      </w:r>
-      <w:r>
-        <w:t xml:space="preserve">“user roles”</w:t>
-      </w:r>
-      <w:r>
-        <w:t xml:space="preserve"> </w:t>
-      </w:r>
-      <w:r>
-        <w:t xml:space="preserve">in earlier releases.</w:t>
-      </w:r>
-    </w:p>
-    <w:bookmarkEnd w:id="10"/>
-    <w:bookmarkStart w:id="11" w:name="b.-scope"/>
-    <w:p>
-      <w:pPr>
-        <w:pStyle w:val="Heading2"/>
-      </w:pPr>
-      <w:r>
-        <w:t xml:space="preserve">B. Scope</w:t>
-      </w:r>
-    </w:p>
-    <w:p>
-      <w:pPr>
-        <w:pStyle w:val="FirstParagraph"/>
-      </w:pPr>
-      <w:r>
-        <w:rPr>
-          <w:b/>
-          <w:bCs/>
-        </w:rPr>
-        <w:t xml:space="preserve">In scope:</w:t>
-      </w:r>
-      <w:r>
-        <w:t xml:space="preserve"> </w:t>
-      </w:r>
-      <w:r>
-        <w:t xml:space="preserve">every user-facing capability surfaced by the four runnable Enki hosts (Identity, WebApi, BlazorServer, Migrator), the new user classification system (Team subtypes, Tenant users, capability claims), and the per-action authorization rules.</w:t>
-      </w:r>
-    </w:p>
-    <w:p>
-      <w:pPr>
-        <w:pStyle w:val="BodyText"/>
-      </w:pPr>
-      <w:r>
-        <w:rPr>
-          <w:b/>
-          <w:bCs/>
-        </w:rPr>
-        <w:t xml:space="preserve">Out of scope:</w:t>
-      </w:r>
-      <w:r>
-        <w:t xml:space="preserve"> </w:t>
-      </w:r>
-      <w:r>
-        <w:t xml:space="preserve">computational behavior of Marduk (handled separately), licensing-asset packaging via Nabu, the field-side Esagila desktop tool. These are documented in their own SOPs.</w:t>
-      </w:r>
-    </w:p>
-    <w:p>
-      <w:pPr>
-        <w:pStyle w:val="BodyText"/>
-      </w:pPr>
-      <w:r>
-        <w:rPr>
-          <w:b/>
-          <w:bCs/>
-        </w:rPr>
-        <w:t xml:space="preserve">Audience:</w:t>
-      </w:r>
-      <w:r>
-        <w:t xml:space="preserve"> </w:t>
-      </w:r>
-      <w:r>
-        <w:t xml:space="preserve">SDI engineering, client administrators, project sponsors.</w:t>
-      </w:r>
-    </w:p>
-    <w:bookmarkEnd w:id="11"/>
-    <w:bookmarkStart w:id="12" w:name="c.-responsibilities"/>
-    <w:p>
-      <w:pPr>
-        <w:pStyle w:val="Heading2"/>
-      </w:pPr>
-      <w:r>
-        <w:t xml:space="preserve">C. Responsibilities</w:t>
       </w:r>
     </w:p>
     <w:tbl>
@@ -454,6 +77,426 @@
               <w:pStyle w:val="Compact"/>
             </w:pPr>
             <w:r>
+              <w:t xml:space="preserve">Field</w:t>
+            </w:r>
+          </w:p>
+        </w:tc>
+        <w:tc>
+          <w:tcPr/>
+          <w:p>
+            <w:pPr>
+              <w:pStyle w:val="Compact"/>
+            </w:pPr>
+            <w:r>
+              <w:t xml:space="preserve">Value</w:t>
+            </w:r>
+          </w:p>
+        </w:tc>
+      </w:tr>
+      <w:tr>
+        <w:tc>
+          <w:tcPr/>
+          <w:p>
+            <w:pPr>
+              <w:pStyle w:val="Compact"/>
+            </w:pPr>
+            <w:r>
+              <w:t xml:space="preserve">Document number</w:t>
+            </w:r>
+          </w:p>
+        </w:tc>
+        <w:tc>
+          <w:tcPr/>
+          <w:p>
+            <w:pPr>
+              <w:pStyle w:val="Compact"/>
+            </w:pPr>
+            <w:r>
+              <w:t xml:space="preserve">SDI-ENG-SOP-002</w:t>
+            </w:r>
+          </w:p>
+        </w:tc>
+      </w:tr>
+      <w:tr>
+        <w:tc>
+          <w:tcPr/>
+          <w:p>
+            <w:pPr>
+              <w:pStyle w:val="Compact"/>
+            </w:pPr>
+            <w:r>
+              <w:t xml:space="preserve">Version</w:t>
+            </w:r>
+          </w:p>
+        </w:tc>
+        <w:tc>
+          <w:tcPr/>
+          <w:p>
+            <w:pPr>
+              <w:pStyle w:val="Compact"/>
+            </w:pPr>
+            <w:r>
+              <w:t xml:space="preserve">1.1 (draft)</w:t>
+            </w:r>
+          </w:p>
+        </w:tc>
+      </w:tr>
+      <w:tr>
+        <w:tc>
+          <w:tcPr/>
+          <w:p>
+            <w:pPr>
+              <w:pStyle w:val="Compact"/>
+            </w:pPr>
+            <w:r>
+              <w:t xml:space="preserve">Effective date</w:t>
+            </w:r>
+          </w:p>
+        </w:tc>
+        <w:tc>
+          <w:tcPr/>
+          <w:p>
+            <w:pPr>
+              <w:pStyle w:val="Compact"/>
+            </w:pPr>
+            <w:r>
+              <w:t xml:space="preserve">2026-05-01</w:t>
+            </w:r>
+          </w:p>
+        </w:tc>
+      </w:tr>
+      <w:tr>
+        <w:tc>
+          <w:tcPr/>
+          <w:p>
+            <w:pPr>
+              <w:pStyle w:val="Compact"/>
+            </w:pPr>
+            <w:r>
+              <w:t xml:space="preserve">Document owner</w:t>
+            </w:r>
+          </w:p>
+        </w:tc>
+        <w:tc>
+          <w:tcPr/>
+          <w:p>
+            <w:pPr>
+              <w:pStyle w:val="Compact"/>
+            </w:pPr>
+            <w:r>
+              <w:t xml:space="preserve">Mike King — KingOfTheGeeks</w:t>
+            </w:r>
+          </w:p>
+        </w:tc>
+      </w:tr>
+      <w:tr>
+        <w:tc>
+          <w:tcPr/>
+          <w:p>
+            <w:pPr>
+              <w:pStyle w:val="Compact"/>
+            </w:pPr>
+            <w:r>
+              <w:t xml:space="preserve">Issuing organization</w:t>
+            </w:r>
+          </w:p>
+        </w:tc>
+        <w:tc>
+          <w:tcPr/>
+          <w:p>
+            <w:pPr>
+              <w:pStyle w:val="Compact"/>
+            </w:pPr>
+            <w:r>
+              <w:t xml:space="preserve">SDI Engineering</w:t>
+            </w:r>
+          </w:p>
+        </w:tc>
+      </w:tr>
+      <w:tr>
+        <w:tc>
+          <w:tcPr/>
+          <w:p>
+            <w:pPr>
+              <w:pStyle w:val="Compact"/>
+            </w:pPr>
+            <w:r>
+              <w:t xml:space="preserve">Status</w:t>
+            </w:r>
+          </w:p>
+        </w:tc>
+        <w:tc>
+          <w:tcPr/>
+          <w:p>
+            <w:pPr>
+              <w:pStyle w:val="Compact"/>
+            </w:pPr>
+            <w:r>
+              <w:t xml:space="preserve">Draft — pending client review</w:t>
+            </w:r>
+          </w:p>
+        </w:tc>
+      </w:tr>
+      <w:tr>
+        <w:tc>
+          <w:tcPr/>
+          <w:p>
+            <w:pPr>
+              <w:pStyle w:val="Compact"/>
+            </w:pPr>
+            <w:r>
+              <w:t xml:space="preserve">Related repo</w:t>
+            </w:r>
+          </w:p>
+        </w:tc>
+        <w:tc>
+          <w:tcPr/>
+          <w:p>
+            <w:pPr>
+              <w:pStyle w:val="Compact"/>
+            </w:pPr>
+            <w:hyperlink r:id="rId9">
+              <w:r>
+                <w:rPr>
+                  <w:rStyle w:val="Hyperlink"/>
+                </w:rPr>
+                <w:t xml:space="preserve">https://github.com/KingOfTheGeeks/Enki</w:t>
+              </w:r>
+            </w:hyperlink>
+          </w:p>
+        </w:tc>
+      </w:tr>
+      <w:tr>
+        <w:tc>
+          <w:tcPr/>
+          <w:p>
+            <w:pPr>
+              <w:pStyle w:val="Compact"/>
+            </w:pPr>
+            <w:r>
+              <w:t xml:space="preserve">Related commit</w:t>
+            </w:r>
+          </w:p>
+        </w:tc>
+        <w:tc>
+          <w:tcPr/>
+          <w:p>
+            <w:pPr>
+              <w:pStyle w:val="Compact"/>
+            </w:pPr>
+            <w:r>
+              <w:rPr>
+                <w:rStyle w:val="VerbatimChar"/>
+              </w:rPr>
+              <w:t xml:space="preserve">01206c2</w:t>
+            </w:r>
+            <w:r>
+              <w:t xml:space="preserve"> </w:t>
+            </w:r>
+            <w:r>
+              <w:t xml:space="preserve">(</w:t>
+            </w:r>
+            <w:r>
+              <w:rPr>
+                <w:rStyle w:val="VerbatimChar"/>
+              </w:rPr>
+              <w:t xml:space="preserve">feat(authz): subtype + capability authorization with parametric policy</w:t>
+            </w:r>
+            <w:r>
+              <w:t xml:space="preserve">)</w:t>
+            </w:r>
+          </w:p>
+        </w:tc>
+      </w:tr>
+      <w:tr>
+        <w:tc>
+          <w:tcPr/>
+          <w:p>
+            <w:pPr>
+              <w:pStyle w:val="Compact"/>
+            </w:pPr>
+            <w:r>
+              <w:t xml:space="preserve">Reviewed by</w:t>
+            </w:r>
+          </w:p>
+        </w:tc>
+        <w:tc>
+          <w:tcPr/>
+          <w:p>
+            <w:pPr>
+              <w:pStyle w:val="Compact"/>
+            </w:pPr>
+            <w:r>
+              <w:t xml:space="preserve">_________________</w:t>
+            </w:r>
+          </w:p>
+        </w:tc>
+      </w:tr>
+      <w:tr>
+        <w:tc>
+          <w:tcPr/>
+          <w:p>
+            <w:pPr>
+              <w:pStyle w:val="Compact"/>
+            </w:pPr>
+            <w:r>
+              <w:t xml:space="preserve">Approved by</w:t>
+            </w:r>
+          </w:p>
+        </w:tc>
+        <w:tc>
+          <w:tcPr/>
+          <w:p>
+            <w:pPr>
+              <w:pStyle w:val="Compact"/>
+            </w:pPr>
+            <w:r>
+              <w:t xml:space="preserve">_________________</w:t>
+            </w:r>
+          </w:p>
+        </w:tc>
+      </w:tr>
+    </w:tbl>
+    <w:p>
+      <w:r>
+        <w:pict>
+          <v:rect style="width:0;height:1.5pt" o:hralign="center" o:hrstd="t" o:hr="t"/>
+        </w:pict>
+      </w:r>
+    </w:p>
+    <w:bookmarkStart w:id="10" w:name="a.-purpose"/>
+    <w:p>
+      <w:pPr>
+        <w:pStyle w:val="Heading2"/>
+      </w:pPr>
+      <w:r>
+        <w:t xml:space="preserve">A. Purpose</w:t>
+      </w:r>
+    </w:p>
+    <w:p>
+      <w:pPr>
+        <w:pStyle w:val="FirstParagraph"/>
+      </w:pPr>
+      <w:r>
+        <w:t xml:space="preserve">This Standard Operating Procedure documents the authorization model used by the Enki platform — who can perform which actions, how those decisions are made by the system, and how user permissions are administered.</w:t>
+      </w:r>
+    </w:p>
+    <w:p>
+      <w:pPr>
+        <w:pStyle w:val="BodyText"/>
+      </w:pPr>
+      <w:r>
+        <w:t xml:space="preserve">It is intended for client review of the role and permission system being introduced in this release. It supersedes any informal description of</w:t>
+      </w:r>
+      <w:r>
+        <w:t xml:space="preserve"> </w:t>
+      </w:r>
+      <w:r>
+        <w:t xml:space="preserve">“user roles”</w:t>
+      </w:r>
+      <w:r>
+        <w:t xml:space="preserve"> </w:t>
+      </w:r>
+      <w:r>
+        <w:t xml:space="preserve">in earlier releases.</w:t>
+      </w:r>
+    </w:p>
+    <w:bookmarkEnd w:id="10"/>
+    <w:bookmarkStart w:id="11" w:name="b.-scope"/>
+    <w:p>
+      <w:pPr>
+        <w:pStyle w:val="Heading2"/>
+      </w:pPr>
+      <w:r>
+        <w:t xml:space="preserve">B. Scope</w:t>
+      </w:r>
+    </w:p>
+    <w:p>
+      <w:pPr>
+        <w:pStyle w:val="FirstParagraph"/>
+      </w:pPr>
+      <w:r>
+        <w:rPr>
+          <w:b/>
+          <w:bCs/>
+        </w:rPr>
+        <w:t xml:space="preserve">In scope:</w:t>
+      </w:r>
+      <w:r>
+        <w:t xml:space="preserve"> </w:t>
+      </w:r>
+      <w:r>
+        <w:t xml:space="preserve">every user-facing capability surfaced by the four runnable Enki hosts (Identity, WebApi, BlazorServer, Migrator), the user classification system (Team subtypes, Tenant users, capability claims), the twelve named authorization policies, and the per-action authorization rules applied across the WebApi.</w:t>
+      </w:r>
+    </w:p>
+    <w:p>
+      <w:pPr>
+        <w:pStyle w:val="BodyText"/>
+      </w:pPr>
+      <w:r>
+        <w:rPr>
+          <w:b/>
+          <w:bCs/>
+        </w:rPr>
+        <w:t xml:space="preserve">Out of scope:</w:t>
+      </w:r>
+      <w:r>
+        <w:t xml:space="preserve"> </w:t>
+      </w:r>
+      <w:r>
+        <w:t xml:space="preserve">computational behavior of Marduk (handled separately), licensing-asset packaging via Nabu, the field-side Esagila desktop tool. These have or will have their own SOPs.</w:t>
+      </w:r>
+    </w:p>
+    <w:p>
+      <w:pPr>
+        <w:pStyle w:val="BodyText"/>
+      </w:pPr>
+      <w:r>
+        <w:rPr>
+          <w:b/>
+          <w:bCs/>
+        </w:rPr>
+        <w:t xml:space="preserve">Audience:</w:t>
+      </w:r>
+      <w:r>
+        <w:t xml:space="preserve"> </w:t>
+      </w:r>
+      <w:r>
+        <w:t xml:space="preserve">SDI engineering, client administrators, project sponsors.</w:t>
+      </w:r>
+    </w:p>
+    <w:bookmarkEnd w:id="11"/>
+    <w:bookmarkStart w:id="12" w:name="c.-responsibilities"/>
+    <w:p>
+      <w:pPr>
+        <w:pStyle w:val="Heading2"/>
+      </w:pPr>
+      <w:r>
+        <w:t xml:space="preserve">C. Responsibilities</w:t>
+      </w:r>
+    </w:p>
+    <w:tbl>
+      <w:tblPr>
+        <w:tblStyle w:val="Table"/>
+        <w:tblW w:type="pct" w:w="5000"/>
+        <w:tblLayout w:type="fixed"/>
+        <w:tblLook w:firstRow="1" w:lastRow="0" w:firstColumn="0" w:lastColumn="0" w:noHBand="0" w:noVBand="0" w:val="0020"/>
+      </w:tblPr>
+      <w:tblGrid>
+        <w:gridCol w:w="3960"/>
+        <w:gridCol w:w="3960"/>
+      </w:tblGrid>
+      <w:tr>
+        <w:trPr>
+          <w:tblHeader w:val="on"/>
+        </w:trPr>
+        <w:tc>
+          <w:tcPr/>
+          <w:p>
+            <w:pPr>
+              <w:pStyle w:val="Compact"/>
+            </w:pPr>
+            <w:r>
               <w:t xml:space="preserve">Role</w:t>
             </w:r>
           </w:p>
@@ -508,7 +551,7 @@
               <w:pStyle w:val="Compact"/>
             </w:pPr>
             <w:r>
-              <w:t xml:space="preserve">Provision and manage user accounts; grant special permissions; perform any operation in the system. One or more users designated up-front.</w:t>
+              <w:t xml:space="preserve">Provision and manage user accounts; grant the System Administrator role and capability claims; perform any operation in the system. Designated explicitly during user provisioning.</w:t>
             </w:r>
           </w:p>
         </w:tc>
@@ -527,16 +570,22 @@
               </w:rPr>
               <w:t xml:space="preserve">Supervisor</w:t>
             </w:r>
-          </w:p>
-        </w:tc>
-        <w:tc>
-          <w:tcPr/>
-          <w:p>
-            <w:pPr>
-              <w:pStyle w:val="Compact"/>
-            </w:pPr>
-            <w:r>
-              <w:t xml:space="preserve">Provision new tenants; manage tenant lifecycle (deactivate / archive); manage tenant memberships; issue and revoke licenses.</w:t>
+            <w:r>
+              <w:t xml:space="preserve"> </w:t>
+            </w:r>
+            <w:r>
+              <w:t xml:space="preserve">(Team subtype)</w:t>
+            </w:r>
+          </w:p>
+        </w:tc>
+        <w:tc>
+          <w:tcPr/>
+          <w:p>
+            <w:pPr>
+              <w:pStyle w:val="Compact"/>
+            </w:pPr>
+            <w:r>
+              <w:t xml:space="preserve">Provision new tenants; manage tenant lifecycle; manage tenant memberships; manage the master Tools registry; issue and revoke licenses.</w:t>
             </w:r>
           </w:p>
         </w:tc>
@@ -555,6 +604,12 @@
               </w:rPr>
               <w:t xml:space="preserve">Office</w:t>
             </w:r>
+            <w:r>
+              <w:t xml:space="preserve"> </w:t>
+            </w:r>
+            <w:r>
+              <w:t xml:space="preserve">(Team subtype)</w:t>
+            </w:r>
           </w:p>
         </w:tc>
         <w:tc>
@@ -583,16 +638,22 @@
               </w:rPr>
               <w:t xml:space="preserve">Field</w:t>
             </w:r>
-          </w:p>
-        </w:tc>
-        <w:tc>
-          <w:tcPr/>
-          <w:p>
-            <w:pPr>
-              <w:pStyle w:val="Compact"/>
-            </w:pPr>
-            <w:r>
-              <w:t xml:space="preserve">Read-only access plus operational write on Runs, Shots, and bin uploads.</w:t>
+            <w:r>
+              <w:t xml:space="preserve"> </w:t>
+            </w:r>
+            <w:r>
+              <w:t xml:space="preserve">(Team subtype)</w:t>
+            </w:r>
+          </w:p>
+        </w:tc>
+        <w:tc>
+          <w:tcPr/>
+          <w:p>
+            <w:pPr>
+              <w:pStyle w:val="Compact"/>
+            </w:pPr>
+            <w:r>
+              <w:t xml:space="preserve">Read-only access to tenant data plus operational write on Runs, Shots, and bin uploads.</w:t>
             </w:r>
           </w:p>
         </w:tc>
@@ -620,7 +681,7 @@
               <w:pStyle w:val="Compact"/>
             </w:pPr>
             <w:r>
-              <w:t xml:space="preserve">External customer account hard-bound to one tenant; today equivalent to Field within their bound tenant. Dedicated controllers planned for a later release.</w:t>
+              <w:t xml:space="preserve">External customer account hard-bound to one tenant; today functionally equivalent to Field within their bound tenant. Dedicated controllers are planned for a later release; until then the same controllers are used and access is enforced by the bound-tenant check.</w:t>
             </w:r>
           </w:p>
         </w:tc>
@@ -681,7 +742,7 @@
         <w:pStyle w:val="FirstParagraph"/>
       </w:pPr>
       <w:r>
-        <w:t xml:space="preserve">SDI employees and contractors. Subdivided into three sub-classifications (TeamSubtype) listed in section E.</w:t>
+        <w:t xml:space="preserve">SDI employees and contractors. Subdivided into three sub-classifications (TeamSubtype): Field, Office, Supervisor. See section E.</w:t>
       </w:r>
     </w:p>
     <w:p>
@@ -713,13 +774,7 @@
         </w:numPr>
       </w:pPr>
       <w:r>
-        <w:t xml:space="preserve">Can hold special permissions (</w:t>
-      </w:r>
-      <w:r>
-        <w:t xml:space="preserve">“capability claims”</w:t>
-      </w:r>
-      <w:r>
-        <w:t xml:space="preserve">) that elevate them for specific operations.</w:t>
+        <w:t xml:space="preserve">Can hold capability claims (section F) that elevate them for a specific class of operation.</w:t>
       </w:r>
     </w:p>
     <w:p>
@@ -731,7 +786,7 @@
         </w:numPr>
       </w:pPr>
       <w:r>
-        <w:t xml:space="preserve">Can be promoted to System Administrator.</w:t>
+        <w:t xml:space="preserve">Can be promoted to the System Administrator role.</w:t>
       </w:r>
     </w:p>
     <w:bookmarkEnd w:id="13"/>
@@ -785,7 +840,7 @@
         </w:numPr>
       </w:pPr>
       <w:r>
-        <w:t xml:space="preserve">Cannot be promoted to System Administrator.</w:t>
+        <w:t xml:space="preserve">Cannot be promoted to the System Administrator role.</w:t>
       </w:r>
     </w:p>
     <w:p>
@@ -833,13 +888,13 @@
     </w:p>
     <w:bookmarkEnd w:id="14"/>
     <w:bookmarkEnd w:id="15"/>
-    <w:bookmarkStart w:id="19" w:name="e.-team-subtypes-capability-matrix"/>
+    <w:bookmarkStart w:id="20" w:name="e.-capability-matrix"/>
     <w:p>
       <w:pPr>
         <w:pStyle w:val="Heading2"/>
       </w:pPr>
       <w:r>
-        <w:t xml:space="preserve">E. Team subtypes — capability matrix</w:t>
+        <w:t xml:space="preserve">E. Capability matrix</w:t>
       </w:r>
     </w:p>
     <w:p>
@@ -847,7 +902,7 @@
         <w:pStyle w:val="FirstParagraph"/>
       </w:pPr>
       <w:r>
-        <w:t xml:space="preserve">The following table summarises what each Team subtype can do.</w:t>
+        <w:t xml:space="preserve">The table below summarises what each persona can do across the WebApi surface.</w:t>
       </w:r>
       <w:r>
         <w:t xml:space="preserve"> </w:t>
@@ -872,7 +927,7 @@
           <w:b/>
           <w:bCs/>
         </w:rPr>
-        <w:t xml:space="preserve">) bypasses every subtype gate.</w:t>
+        <w:t xml:space="preserve">) bypasses every subtype and membership gate.</w:t>
       </w:r>
       <w:r>
         <w:t xml:space="preserve"> </w:t>
@@ -903,15 +958,7 @@
         <w:t xml:space="preserve">+L</w:t>
       </w:r>
       <w:r>
-        <w:t xml:space="preserve">).</w:t>
-      </w:r>
-    </w:p>
-    <w:p>
-      <w:pPr>
-        <w:pStyle w:val="BodyText"/>
-      </w:pPr>
-      <w:r>
-        <w:t xml:space="preserve">The column</w:t>
+        <w:t xml:space="preserve">). The</w:t>
       </w:r>
       <w:r>
         <w:t xml:space="preserve"> </w:t>
@@ -923,7 +970,7 @@
         <w:t xml:space="preserve"> </w:t>
       </w:r>
       <w:r>
-        <w:t xml:space="preserve">shows what a Tenant user can do during the interim period, scoped to their bound tenant.</w:t>
+        <w:t xml:space="preserve">column shows what a Tenant user can do during the interim period, scoped to their bound tenant.</w:t>
       </w:r>
     </w:p>
     <w:tbl>
@@ -1038,7 +1085,7 @@
               <w:pStyle w:val="Compact"/>
             </w:pPr>
             <w:r>
-              <w:t xml:space="preserve">Read tenant data, master Tools, master Calibrations</w:t>
+              <w:t xml:space="preserve">Read tenant data (Jobs, Wells, Surveys, …)</w:t>
             </w:r>
           </w:p>
         </w:tc>
@@ -1119,7 +1166,7 @@
               <w:pStyle w:val="Compact"/>
             </w:pPr>
             <w:r>
-              <w:t xml:space="preserve">Add / edit / use Runs, Shots, bin uploads</w:t>
+              <w:t xml:space="preserve">Read master Tools, master Calibrations</w:t>
             </w:r>
           </w:p>
         </w:tc>
@@ -1187,7 +1234,7 @@
               <w:jc w:val="center"/>
             </w:pPr>
             <w:r>
-              <w:t xml:space="preserve">✓ (bound tenant only)</w:t>
+              <w:t xml:space="preserve">✓</w:t>
             </w:r>
           </w:p>
         </w:tc>
@@ -1200,16 +1247,8 @@
               <w:pStyle w:val="Compact"/>
             </w:pPr>
             <w:r>
-              <w:t xml:space="preserve">Add / edit / delete Jobs, Wells, TieOns, Surveys, Tubulars, Formations, Common Measures, Magnetics, Logs, Comments</w:t>
-            </w:r>
-          </w:p>
-        </w:tc>
-        <w:tc>
-          <w:tcPr/>
-          <w:p>
-            <w:pPr>
-              <w:pStyle w:val="Compact"/>
-            </w:pPr>
+              <w:t xml:space="preserve">Read per-tenant audit feed</w:t>
+            </w:r>
           </w:p>
         </w:tc>
         <w:tc>
@@ -1253,15 +1292,31 @@
           <w:p>
             <w:pPr>
               <w:pStyle w:val="Compact"/>
-            </w:pPr>
-          </w:p>
-        </w:tc>
-        <w:tc>
-          <w:tcPr/>
-          <w:p>
-            <w:pPr>
-              <w:pStyle w:val="Compact"/>
-            </w:pPr>
+              <w:jc w:val="center"/>
+            </w:pPr>
+            <w:r>
+              <w:t xml:space="preserve">✓</w:t>
+            </w:r>
+          </w:p>
+        </w:tc>
+        <w:tc>
+          <w:tcPr/>
+          <w:p>
+            <w:pPr>
+              <w:pStyle w:val="Compact"/>
+            </w:pPr>
+          </w:p>
+        </w:tc>
+        <w:tc>
+          <w:tcPr/>
+          <w:p>
+            <w:pPr>
+              <w:pStyle w:val="Compact"/>
+              <w:jc w:val="center"/>
+            </w:pPr>
+            <w:r>
+              <w:t xml:space="preserve">✓ (bound tenant only)</w:t>
+            </w:r>
           </w:p>
         </w:tc>
       </w:tr>
@@ -1273,16 +1328,8 @@
               <w:pStyle w:val="Compact"/>
             </w:pPr>
             <w:r>
-              <w:t xml:space="preserve">Edit existing tenant settings (display name, notes, contact email)</w:t>
-            </w:r>
-          </w:p>
-        </w:tc>
-        <w:tc>
-          <w:tcPr/>
-          <w:p>
-            <w:pPr>
-              <w:pStyle w:val="Compact"/>
-            </w:pPr>
+              <w:t xml:space="preserve">Add / edit / use Runs and Shots; upload bin files</w:t>
+            </w:r>
           </w:p>
         </w:tc>
         <w:tc>
@@ -1326,15 +1373,31 @@
           <w:p>
             <w:pPr>
               <w:pStyle w:val="Compact"/>
-            </w:pPr>
-          </w:p>
-        </w:tc>
-        <w:tc>
-          <w:tcPr/>
-          <w:p>
-            <w:pPr>
-              <w:pStyle w:val="Compact"/>
-            </w:pPr>
+              <w:jc w:val="center"/>
+            </w:pPr>
+            <w:r>
+              <w:t xml:space="preserve">✓</w:t>
+            </w:r>
+          </w:p>
+        </w:tc>
+        <w:tc>
+          <w:tcPr/>
+          <w:p>
+            <w:pPr>
+              <w:pStyle w:val="Compact"/>
+            </w:pPr>
+          </w:p>
+        </w:tc>
+        <w:tc>
+          <w:tcPr/>
+          <w:p>
+            <w:pPr>
+              <w:pStyle w:val="Compact"/>
+              <w:jc w:val="center"/>
+            </w:pPr>
+            <w:r>
+              <w:t xml:space="preserve">✓ (bound tenant only)</w:t>
+            </w:r>
           </w:p>
         </w:tc>
       </w:tr>
@@ -1346,7 +1409,7 @@
               <w:pStyle w:val="Compact"/>
             </w:pPr>
             <w:r>
-              <w:t xml:space="preserve">Add / edit / delete master Calibrations</w:t>
+              <w:t xml:space="preserve">Add / edit / delete Jobs, Wells, TieOns, Surveys, Tubulars, Formations, Common Measures, Magnetics, Logs</w:t>
             </w:r>
           </w:p>
         </w:tc>
@@ -1419,7 +1482,7 @@
               <w:pStyle w:val="Compact"/>
             </w:pPr>
             <w:r>
-              <w:t xml:space="preserve">Run computation pipelines</w:t>
+              <w:t xml:space="preserve">Edit existing tenant settings (display name, notes, contact email)</w:t>
             </w:r>
           </w:p>
         </w:tc>
@@ -1492,7 +1555,7 @@
               <w:pStyle w:val="Compact"/>
             </w:pPr>
             <w:r>
-              <w:t xml:space="preserve">Provision new Tenant-type users; edit / lock / unlock / reset password / change session lifetime on Tenant-type users</w:t>
+              <w:t xml:space="preserve">Add / edit / delete master Calibrations; upload calibration binaries</w:t>
             </w:r>
           </w:p>
         </w:tc>
@@ -1565,24 +1628,37 @@
               <w:pStyle w:val="Compact"/>
             </w:pPr>
             <w:r>
-              <w:t xml:space="preserve">Add / edit / delete master Tools</w:t>
-            </w:r>
-          </w:p>
-        </w:tc>
-        <w:tc>
-          <w:tcPr/>
-          <w:p>
-            <w:pPr>
-              <w:pStyle w:val="Compact"/>
-            </w:pPr>
-          </w:p>
-        </w:tc>
-        <w:tc>
-          <w:tcPr/>
-          <w:p>
-            <w:pPr>
-              <w:pStyle w:val="Compact"/>
-            </w:pPr>
+              <w:t xml:space="preserve">Sync a master User row mirroring an Identity row (</w:t>
+            </w:r>
+            <w:r>
+              <w:rPr>
+                <w:rStyle w:val="VerbatimChar"/>
+              </w:rPr>
+              <w:t xml:space="preserve">POST /admin/master-users/sync</w:t>
+            </w:r>
+            <w:r>
+              <w:t xml:space="preserve">)</w:t>
+            </w:r>
+          </w:p>
+        </w:tc>
+        <w:tc>
+          <w:tcPr/>
+          <w:p>
+            <w:pPr>
+              <w:pStyle w:val="Compact"/>
+            </w:pPr>
+          </w:p>
+        </w:tc>
+        <w:tc>
+          <w:tcPr/>
+          <w:p>
+            <w:pPr>
+              <w:pStyle w:val="Compact"/>
+              <w:jc w:val="center"/>
+            </w:pPr>
+            <w:r>
+              <w:t xml:space="preserve">✓</w:t>
+            </w:r>
           </w:p>
         </w:tc>
         <w:tc>
@@ -1634,24 +1710,28 @@
               <w:pStyle w:val="Compact"/>
             </w:pPr>
             <w:r>
-              <w:t xml:space="preserve">Provision new tenants</w:t>
-            </w:r>
-          </w:p>
-        </w:tc>
-        <w:tc>
-          <w:tcPr/>
-          <w:p>
-            <w:pPr>
-              <w:pStyle w:val="Compact"/>
-            </w:pPr>
-          </w:p>
-        </w:tc>
-        <w:tc>
-          <w:tcPr/>
-          <w:p>
-            <w:pPr>
-              <w:pStyle w:val="Compact"/>
-            </w:pPr>
+              <w:t xml:space="preserve">Provision new Tenant-type users; edit / lock / unlock / reset password / change session lifetime on Tenant-type users</w:t>
+            </w:r>
+          </w:p>
+        </w:tc>
+        <w:tc>
+          <w:tcPr/>
+          <w:p>
+            <w:pPr>
+              <w:pStyle w:val="Compact"/>
+            </w:pPr>
+          </w:p>
+        </w:tc>
+        <w:tc>
+          <w:tcPr/>
+          <w:p>
+            <w:pPr>
+              <w:pStyle w:val="Compact"/>
+              <w:jc w:val="center"/>
+            </w:pPr>
+            <w:r>
+              <w:t xml:space="preserve">✓</w:t>
+            </w:r>
           </w:p>
         </w:tc>
         <w:tc>
@@ -1703,7 +1783,7 @@
               <w:pStyle w:val="Compact"/>
             </w:pPr>
             <w:r>
-              <w:t xml:space="preserve">Deactivate / Reactivate / Archive a tenant</w:t>
+              <w:t xml:space="preserve">Add / edit / delete master Tools</w:t>
             </w:r>
           </w:p>
         </w:tc>
@@ -1772,7 +1852,7 @@
               <w:pStyle w:val="Compact"/>
             </w:pPr>
             <w:r>
-              <w:t xml:space="preserve">Add / remove tenant members</w:t>
+              <w:t xml:space="preserve">Provision new tenants (creates SQL Server DB pair)</w:t>
             </w:r>
           </w:p>
         </w:tc>
@@ -1841,7 +1921,7 @@
               <w:pStyle w:val="Compact"/>
             </w:pPr>
             <w:r>
-              <w:t xml:space="preserve">View the master user picker (roster)</w:t>
+              <w:t xml:space="preserve">Deactivate / Reactivate a tenant</w:t>
             </w:r>
           </w:p>
         </w:tc>
@@ -1910,7 +1990,7 @@
               <w:pStyle w:val="Compact"/>
             </w:pPr>
             <w:r>
-              <w:t xml:space="preserve">Generate / Revoke licenses</w:t>
+              <w:t xml:space="preserve">Add / remove tenant members</w:t>
             </w:r>
           </w:p>
         </w:tc>
@@ -1959,11 +2039,7 @@
           <w:p>
             <w:pPr>
               <w:pStyle w:val="Compact"/>
-              <w:jc w:val="center"/>
-            </w:pPr>
-            <w:r>
-              <w:t xml:space="preserve">✓</w:t>
-            </w:r>
+            </w:pPr>
           </w:p>
         </w:tc>
         <w:tc>
@@ -1983,7 +2059,291 @@
               <w:pStyle w:val="Compact"/>
             </w:pPr>
             <w:r>
+              <w:t xml:space="preserve">Read the master User picker (</w:t>
+            </w:r>
+            <w:r>
+              <w:rPr>
+                <w:rStyle w:val="VerbatimChar"/>
+              </w:rPr>
+              <w:t xml:space="preserve">GET /admin/master-users</w:t>
+            </w:r>
+            <w:r>
+              <w:t xml:space="preserve"> </w:t>
+            </w:r>
+            <w:r>
+              <w:t xml:space="preserve">— fuels the tenant-member dialog)</w:t>
+            </w:r>
+          </w:p>
+        </w:tc>
+        <w:tc>
+          <w:tcPr/>
+          <w:p>
+            <w:pPr>
+              <w:pStyle w:val="Compact"/>
+            </w:pPr>
+          </w:p>
+        </w:tc>
+        <w:tc>
+          <w:tcPr/>
+          <w:p>
+            <w:pPr>
+              <w:pStyle w:val="Compact"/>
+            </w:pPr>
+          </w:p>
+        </w:tc>
+        <w:tc>
+          <w:tcPr/>
+          <w:p>
+            <w:pPr>
+              <w:pStyle w:val="Compact"/>
+              <w:jc w:val="center"/>
+            </w:pPr>
+            <w:r>
+              <w:t xml:space="preserve">✓</w:t>
+            </w:r>
+          </w:p>
+        </w:tc>
+        <w:tc>
+          <w:tcPr/>
+          <w:p>
+            <w:pPr>
+              <w:pStyle w:val="Compact"/>
+              <w:jc w:val="center"/>
+            </w:pPr>
+            <w:r>
+              <w:t xml:space="preserve">✓</w:t>
+            </w:r>
+          </w:p>
+        </w:tc>
+        <w:tc>
+          <w:tcPr/>
+          <w:p>
+            <w:pPr>
+              <w:pStyle w:val="Compact"/>
+            </w:pPr>
+          </w:p>
+        </w:tc>
+        <w:tc>
+          <w:tcPr/>
+          <w:p>
+            <w:pPr>
+              <w:pStyle w:val="Compact"/>
+            </w:pPr>
+          </w:p>
+        </w:tc>
+      </w:tr>
+      <w:tr>
+        <w:tc>
+          <w:tcPr/>
+          <w:p>
+            <w:pPr>
+              <w:pStyle w:val="Compact"/>
+            </w:pPr>
+            <w:r>
+              <w:t xml:space="preserve">Generate / Revoke licenses</w:t>
+            </w:r>
+          </w:p>
+        </w:tc>
+        <w:tc>
+          <w:tcPr/>
+          <w:p>
+            <w:pPr>
+              <w:pStyle w:val="Compact"/>
+            </w:pPr>
+          </w:p>
+        </w:tc>
+        <w:tc>
+          <w:tcPr/>
+          <w:p>
+            <w:pPr>
+              <w:pStyle w:val="Compact"/>
+            </w:pPr>
+          </w:p>
+        </w:tc>
+        <w:tc>
+          <w:tcPr/>
+          <w:p>
+            <w:pPr>
+              <w:pStyle w:val="Compact"/>
+              <w:jc w:val="center"/>
+            </w:pPr>
+            <w:r>
+              <w:t xml:space="preserve">✓</w:t>
+            </w:r>
+          </w:p>
+        </w:tc>
+        <w:tc>
+          <w:tcPr/>
+          <w:p>
+            <w:pPr>
+              <w:pStyle w:val="Compact"/>
+              <w:jc w:val="center"/>
+            </w:pPr>
+            <w:r>
+              <w:t xml:space="preserve">✓</w:t>
+            </w:r>
+          </w:p>
+        </w:tc>
+        <w:tc>
+          <w:tcPr/>
+          <w:p>
+            <w:pPr>
+              <w:pStyle w:val="Compact"/>
+              <w:jc w:val="center"/>
+            </w:pPr>
+            <w:r>
+              <w:t xml:space="preserve">✓</w:t>
+            </w:r>
+          </w:p>
+        </w:tc>
+        <w:tc>
+          <w:tcPr/>
+          <w:p>
+            <w:pPr>
+              <w:pStyle w:val="Compact"/>
+            </w:pPr>
+          </w:p>
+        </w:tc>
+      </w:tr>
+      <w:tr>
+        <w:tc>
+          <w:tcPr/>
+          <w:p>
+            <w:pPr>
+              <w:pStyle w:val="Compact"/>
+            </w:pPr>
+            <w:r>
               <w:t xml:space="preserve">Provision new Team-type users; perform admin operations on Team-type users (lock, reset password, change session lifetime, change classification, grant / revoke admin role, grant / revoke capabilities)</w:t>
+            </w:r>
+          </w:p>
+        </w:tc>
+        <w:tc>
+          <w:tcPr/>
+          <w:p>
+            <w:pPr>
+              <w:pStyle w:val="Compact"/>
+            </w:pPr>
+          </w:p>
+        </w:tc>
+        <w:tc>
+          <w:tcPr/>
+          <w:p>
+            <w:pPr>
+              <w:pStyle w:val="Compact"/>
+            </w:pPr>
+          </w:p>
+        </w:tc>
+        <w:tc>
+          <w:tcPr/>
+          <w:p>
+            <w:pPr>
+              <w:pStyle w:val="Compact"/>
+            </w:pPr>
+          </w:p>
+        </w:tc>
+        <w:tc>
+          <w:tcPr/>
+          <w:p>
+            <w:pPr>
+              <w:pStyle w:val="Compact"/>
+              <w:jc w:val="center"/>
+            </w:pPr>
+            <w:r>
+              <w:t xml:space="preserve">✓</w:t>
+            </w:r>
+          </w:p>
+        </w:tc>
+        <w:tc>
+          <w:tcPr/>
+          <w:p>
+            <w:pPr>
+              <w:pStyle w:val="Compact"/>
+            </w:pPr>
+          </w:p>
+        </w:tc>
+        <w:tc>
+          <w:tcPr/>
+          <w:p>
+            <w:pPr>
+              <w:pStyle w:val="Compact"/>
+            </w:pPr>
+          </w:p>
+        </w:tc>
+      </w:tr>
+      <w:tr>
+        <w:tc>
+          <w:tcPr/>
+          <w:p>
+            <w:pPr>
+              <w:pStyle w:val="Compact"/>
+            </w:pPr>
+            <w:r>
+              <w:t xml:space="preserve">Read the cross-tenant master audit feed, identity audit, auth events</w:t>
+            </w:r>
+          </w:p>
+        </w:tc>
+        <w:tc>
+          <w:tcPr/>
+          <w:p>
+            <w:pPr>
+              <w:pStyle w:val="Compact"/>
+            </w:pPr>
+          </w:p>
+        </w:tc>
+        <w:tc>
+          <w:tcPr/>
+          <w:p>
+            <w:pPr>
+              <w:pStyle w:val="Compact"/>
+            </w:pPr>
+          </w:p>
+        </w:tc>
+        <w:tc>
+          <w:tcPr/>
+          <w:p>
+            <w:pPr>
+              <w:pStyle w:val="Compact"/>
+            </w:pPr>
+          </w:p>
+        </w:tc>
+        <w:tc>
+          <w:tcPr/>
+          <w:p>
+            <w:pPr>
+              <w:pStyle w:val="Compact"/>
+              <w:jc w:val="center"/>
+            </w:pPr>
+            <w:r>
+              <w:t xml:space="preserve">✓</w:t>
+            </w:r>
+          </w:p>
+        </w:tc>
+        <w:tc>
+          <w:tcPr/>
+          <w:p>
+            <w:pPr>
+              <w:pStyle w:val="Compact"/>
+            </w:pPr>
+          </w:p>
+        </w:tc>
+        <w:tc>
+          <w:tcPr/>
+          <w:p>
+            <w:pPr>
+              <w:pStyle w:val="Compact"/>
+            </w:pPr>
+          </w:p>
+        </w:tc>
+      </w:tr>
+      <w:tr>
+        <w:tc>
+          <w:tcPr/>
+          <w:p>
+            <w:pPr>
+              <w:pStyle w:val="Compact"/>
+            </w:pPr>
+            <w:r>
+              <w:t xml:space="preserve">Edit system settings</w:t>
             </w:r>
           </w:p>
         </w:tc>
@@ -2041,13 +2401,76 @@
         </w:tc>
       </w:tr>
     </w:tbl>
-    <w:bookmarkStart w:id="16" w:name="e.1-field"/>
+    <w:bookmarkStart w:id="16" w:name="X6bd90f2b15a9259f4ee9c537525671cb55f6a67"/>
     <w:p>
       <w:pPr>
         <w:pStyle w:val="Heading3"/>
       </w:pPr>
       <w:r>
-        <w:t xml:space="preserve">E.1 Field</w:t>
+        <w:t xml:space="preserve">E.1 Note on the universal read floor (</w:t>
+      </w:r>
+      <w:r>
+        <w:rPr>
+          <w:rStyle w:val="VerbatimChar"/>
+        </w:rPr>
+        <w:t xml:space="preserve">EnkiApiScope</w:t>
+      </w:r>
+      <w:r>
+        <w:t xml:space="preserve">)</w:t>
+      </w:r>
+    </w:p>
+    <w:p>
+      <w:pPr>
+        <w:pStyle w:val="FirstParagraph"/>
+      </w:pPr>
+      <w:r>
+        <w:t xml:space="preserve">A small number of read endpoints (master Tools list/detail, master Calibrations detail, processing-defaults read, the per-user</w:t>
+      </w:r>
+      <w:r>
+        <w:t xml:space="preserve"> </w:t>
+      </w:r>
+      <w:r>
+        <w:rPr>
+          <w:rStyle w:val="VerbatimChar"/>
+        </w:rPr>
+        <w:t xml:space="preserve">/me/memberships</w:t>
+      </w:r>
+      <w:r>
+        <w:t xml:space="preserve"> </w:t>
+      </w:r>
+      <w:r>
+        <w:t xml:space="preserve">probe) sit on a default policy that requires only</w:t>
+      </w:r>
+      <w:r>
+        <w:t xml:space="preserve"> </w:t>
+      </w:r>
+      <w:r>
+        <w:t xml:space="preserve">“any signed-in user with an</w:t>
+      </w:r>
+      <w:r>
+        <w:t xml:space="preserve"> </w:t>
+      </w:r>
+      <w:r>
+        <w:rPr>
+          <w:rStyle w:val="VerbatimChar"/>
+        </w:rPr>
+        <w:t xml:space="preserve">enki</w:t>
+      </w:r>
+      <w:r>
+        <w:t xml:space="preserve">-scoped access token”</w:t>
+      </w:r>
+      <w:r>
+        <w:t xml:space="preserve">. These endpoints are intentionally open to every signed-in user including Tenant users — they are reference-data reads with no per-tenant payload.</w:t>
+      </w:r>
+    </w:p>
+    <w:bookmarkEnd w:id="16"/>
+    <w:bookmarkStart w:id="17" w:name="e.2-field"/>
+    <w:p>
+      <w:pPr>
+        <w:pStyle w:val="Heading3"/>
+      </w:pPr>
+      <w:r>
+        <w:t xml:space="preserve">E.2 Field</w:t>
       </w:r>
     </w:p>
     <w:p>
@@ -2106,14 +2529,26 @@
         <w:t xml:space="preserve">Can upload bin files for processing.</w:t>
       </w:r>
     </w:p>
-    <w:bookmarkEnd w:id="16"/>
-    <w:bookmarkStart w:id="17" w:name="e.2-office"/>
+    <w:p>
+      <w:pPr>
+        <w:pStyle w:val="Compact"/>
+        <w:numPr>
+          <w:ilvl w:val="0"/>
+          <w:numId w:val="1003"/>
+        </w:numPr>
+      </w:pPr>
+      <w:r>
+        <w:t xml:space="preserve">Can read per-tenant audit feeds.</w:t>
+      </w:r>
+    </w:p>
+    <w:bookmarkEnd w:id="17"/>
+    <w:bookmarkStart w:id="18" w:name="e.3-office"/>
     <w:p>
       <w:pPr>
         <w:pStyle w:val="Heading3"/>
       </w:pPr>
       <w:r>
-        <w:t xml:space="preserve">E.2 Office</w:t>
+        <w:t xml:space="preserve">E.3 Office</w:t>
       </w:r>
     </w:p>
     <w:p>
@@ -2133,7 +2568,7 @@
         </w:numPr>
       </w:pPr>
       <w:r>
-        <w:t xml:space="preserve">Create, edit, and delete tenant content (Jobs, Wells, TieOns, Surveys, Tubulars, Formations, Common Measures, Magnetics, Logs, Comments).</w:t>
+        <w:t xml:space="preserve">Create, edit, and delete tenant content (Jobs, Wells, TieOns, Surveys, Tubulars, Formations, Common Measures, Magnetics, Logs).</w:t>
       </w:r>
     </w:p>
     <w:p>
@@ -2169,18 +2604,6 @@
         </w:numPr>
       </w:pPr>
       <w:r>
-        <w:t xml:space="preserve">Run computation pipelines.</w:t>
-      </w:r>
-    </w:p>
-    <w:p>
-      <w:pPr>
-        <w:pStyle w:val="Compact"/>
-        <w:numPr>
-          <w:ilvl w:val="0"/>
-          <w:numId w:val="1004"/>
-        </w:numPr>
-      </w:pPr>
-      <w:r>
         <w:t xml:space="preserve">Provision new Tenant-type users; perform full admin operations on existing Tenant-type users.</w:t>
       </w:r>
     </w:p>
@@ -2205,17 +2628,17 @@
         <w:t xml:space="preserve"> </w:t>
       </w:r>
       <w:r>
-        <w:t xml:space="preserve">provision new tenants, manage tenant lifecycle, or touch master Tools / Licenses (without the Licensing capability).</w:t>
-      </w:r>
-    </w:p>
-    <w:bookmarkEnd w:id="17"/>
-    <w:bookmarkStart w:id="18" w:name="e.3-supervisor"/>
+        <w:t xml:space="preserve">provision new tenants, manage tenant lifecycle, manage tenant members, touch master Tools, or generate licenses (without the Licensing capability).</w:t>
+      </w:r>
+    </w:p>
+    <w:bookmarkEnd w:id="18"/>
+    <w:bookmarkStart w:id="19" w:name="e.4-supervisor"/>
     <w:p>
       <w:pPr>
         <w:pStyle w:val="Heading3"/>
       </w:pPr>
       <w:r>
-        <w:t xml:space="preserve">E.3 Supervisor</w:t>
+        <w:t xml:space="preserve">E.4 Supervisor</w:t>
       </w:r>
     </w:p>
     <w:p>
@@ -2247,7 +2670,7 @@
         </w:numPr>
       </w:pPr>
       <w:r>
-        <w:t xml:space="preserve">Provision new tenants (creates the SQL Server databases).</w:t>
+        <w:t xml:space="preserve">Provision new tenants (creates the SQL Server database pair).</w:t>
       </w:r>
     </w:p>
     <w:p>
@@ -2259,7 +2682,7 @@
         </w:numPr>
       </w:pPr>
       <w:r>
-        <w:t xml:space="preserve">Deactivate, reactivate, and archive tenants.</w:t>
+        <w:t xml:space="preserve">Deactivate and reactivate tenants.</w:t>
       </w:r>
     </w:p>
     <w:p>
@@ -2283,7 +2706,19 @@
         </w:numPr>
       </w:pPr>
       <w:r>
-        <w:t xml:space="preserve">View the master user picker.</w:t>
+        <w:t xml:space="preserve">Read the master User picker (used by the</w:t>
+      </w:r>
+      <w:r>
+        <w:t xml:space="preserve"> </w:t>
+      </w:r>
+      <w:r>
+        <w:t xml:space="preserve">“Add member”</w:t>
+      </w:r>
+      <w:r>
+        <w:t xml:space="preserve"> </w:t>
+      </w:r>
+      <w:r>
+        <w:t xml:space="preserve">dialog).</w:t>
       </w:r>
     </w:p>
     <w:p>
@@ -2319,7 +2754,7 @@
         <w:t xml:space="preserve"> </w:t>
       </w:r>
       <w:r>
-        <w:t xml:space="preserve">perform admin operations on Team-type users (those are System Administrator only).</w:t>
+        <w:t xml:space="preserve">perform admin operations on Team-type users (those are System Administrator only), and cannot read the cross-tenant master audit feed.</w:t>
       </w:r>
     </w:p>
     <w:p>
@@ -2329,15 +2764,15 @@
         </w:pict>
       </w:r>
     </w:p>
-    <w:bookmarkEnd w:id="18"/>
     <w:bookmarkEnd w:id="19"/>
-    <w:bookmarkStart w:id="20" w:name="f.-special-permissions-capability-claims"/>
+    <w:bookmarkEnd w:id="20"/>
+    <w:bookmarkStart w:id="23" w:name="f.-capability-claims"/>
     <w:p>
       <w:pPr>
         <w:pStyle w:val="Heading2"/>
       </w:pPr>
       <w:r>
-        <w:t xml:space="preserve">F. Special permissions (capability claims)</w:t>
+        <w:t xml:space="preserve">F. Capability claims</w:t>
       </w:r>
     </w:p>
     <w:p>
@@ -2432,7 +2867,7 @@
               <w:pStyle w:val="Compact"/>
             </w:pPr>
             <w:r>
-              <w:t xml:space="preserve">Admin grants via the user detail page in the admin area.</w:t>
+              <w:t xml:space="preserve">An Administrator grants it via the user detail page in the admin area.</w:t>
             </w:r>
           </w:p>
         </w:tc>
@@ -2462,12 +2897,74 @@
         <w:t xml:space="preserve">Tenant users cannot hold capabilities.</w:t>
       </w:r>
     </w:p>
+    <w:bookmarkStart w:id="21" w:name="f.1-effect-on-existing-sessions"/>
+    <w:p>
+      <w:pPr>
+        <w:pStyle w:val="Heading3"/>
+      </w:pPr>
+      <w:r>
+        <w:t xml:space="preserve">F.1 Effect on existing sessions</w:t>
+      </w:r>
+    </w:p>
+    <w:p>
+      <w:pPr>
+        <w:pStyle w:val="FirstParagraph"/>
+      </w:pPr>
+      <w:r>
+        <w:t xml:space="preserve">Granting or revoking a capability rotates the user’s security stamp. The user keeps their currently-issued access token until it expires (~15 minutes by default). On the next refresh-token exchange the system observes the rotated stamp and forces a fresh sign-in, after which the new capability set is reflected in their token.</w:t>
+      </w:r>
+    </w:p>
     <w:p>
       <w:pPr>
         <w:pStyle w:val="BodyText"/>
       </w:pPr>
       <w:r>
-        <w:t xml:space="preserve">Granting or revoking a capability immediately invalidates the user’s existing session — they will be required to sign in again on their next request to acquire the new permission set.</w:t>
+        <w:t xml:space="preserve">For an immediate cut-off (revoke takes effect within seconds rather than minutes), an Administrator can additionally lock the account, perform the revoke, then unlock — locking invalidates the access token immediately.</w:t>
+      </w:r>
+    </w:p>
+    <w:bookmarkEnd w:id="21"/>
+    <w:bookmarkStart w:id="22" w:name="f.2-future-capabilities"/>
+    <w:p>
+      <w:pPr>
+        <w:pStyle w:val="Heading3"/>
+      </w:pPr>
+      <w:r>
+        <w:t xml:space="preserve">F.2 Future capabilities</w:t>
+      </w:r>
+    </w:p>
+    <w:p>
+      <w:pPr>
+        <w:pStyle w:val="FirstParagraph"/>
+      </w:pPr>
+      <w:r>
+        <w:t xml:space="preserve">The capability surface is extensible by adding constants to</w:t>
+      </w:r>
+      <w:r>
+        <w:t xml:space="preserve"> </w:t>
+      </w:r>
+      <w:r>
+        <w:rPr>
+          <w:rStyle w:val="VerbatimChar"/>
+        </w:rPr>
+        <w:t xml:space="preserve">EnkiCapabilities.All</w:t>
+      </w:r>
+      <w:r>
+        <w:t xml:space="preserve"> </w:t>
+      </w:r>
+      <w:r>
+        <w:t xml:space="preserve">in shared code. New capabilities added there auto-render as checkboxes on the user detail page; the API gate is created by referencing the capability name in a</w:t>
+      </w:r>
+      <w:r>
+        <w:t xml:space="preserve"> </w:t>
+      </w:r>
+      <w:r>
+        <w:rPr>
+          <w:rStyle w:val="VerbatimChar"/>
+        </w:rPr>
+        <w:t xml:space="preserve">TeamAuthRequirement</w:t>
+      </w:r>
+      <w:r>
+        <w:t xml:space="preserve">. No bespoke handler code is required per capability.</w:t>
       </w:r>
     </w:p>
     <w:p>
@@ -2477,8 +2974,9 @@
         </w:pict>
       </w:r>
     </w:p>
-    <w:bookmarkEnd w:id="20"/>
-    <w:bookmarkStart w:id="21" w:name="X1d0fc981fc4b5f6c4ab1155de8f9f57562fd7e3"/>
+    <w:bookmarkEnd w:id="22"/>
+    <w:bookmarkEnd w:id="23"/>
+    <w:bookmarkStart w:id="24" w:name="X1d0fc981fc4b5f6c4ab1155de8f9f57562fd7e3"/>
     <w:p>
       <w:pPr>
         <w:pStyle w:val="Heading2"/>
@@ -2525,7 +3023,7 @@
         </w:numPr>
       </w:pPr>
       <w:r>
-        <w:t xml:space="preserve">Editing profile or classification of any Team-type user.</w:t>
+        <w:t xml:space="preserve">Editing profile, classification, or session lifetime of any Team-type user.</w:t>
       </w:r>
     </w:p>
     <w:p>
@@ -2549,7 +3047,7 @@
         </w:numPr>
       </w:pPr>
       <w:r>
-        <w:t xml:space="preserve">Granting or revoking the System Administrator role itself.</w:t>
+        <w:t xml:space="preserve">Granting or revoking the System Administrator role.</w:t>
       </w:r>
     </w:p>
     <w:p>
@@ -2585,7 +3083,51 @@
         </w:numPr>
       </w:pPr>
       <w:r>
-        <w:t xml:space="preserve">Reading the system audit log.</w:t>
+        <w:t xml:space="preserve">Reading the cross-tenant master audit feed (</w:t>
+      </w:r>
+      <w:r>
+        <w:rPr>
+          <w:rStyle w:val="VerbatimChar"/>
+        </w:rPr>
+        <w:t xml:space="preserve">/admin/audit/master</w:t>
+      </w:r>
+      <w:r>
+        <w:t xml:space="preserve">), identity audit (</w:t>
+      </w:r>
+      <w:r>
+        <w:rPr>
+          <w:rStyle w:val="VerbatimChar"/>
+        </w:rPr>
+        <w:t xml:space="preserve">/admin/audit/identity</w:t>
+      </w:r>
+      <w:r>
+        <w:t xml:space="preserve">), and auth events (</w:t>
+      </w:r>
+      <w:r>
+        <w:rPr>
+          <w:rStyle w:val="VerbatimChar"/>
+        </w:rPr>
+        <w:t xml:space="preserve">/admin/audit/auth-events</w:t>
+      </w:r>
+      <w:r>
+        <w:t xml:space="preserve">).</w:t>
+      </w:r>
+    </w:p>
+    <w:p>
+      <w:pPr>
+        <w:pStyle w:val="FirstParagraph"/>
+      </w:pPr>
+      <w:r>
+        <w:t xml:space="preserve">Per-tenant audit (</w:t>
+      </w:r>
+      <w:r>
+        <w:rPr>
+          <w:rStyle w:val="VerbatimChar"/>
+        </w:rPr>
+        <w:t xml:space="preserve">/tenants/{code}/audit</w:t>
+      </w:r>
+      <w:r>
+        <w:t xml:space="preserve">) is open to any tenant member and is not in this admin-only list.</w:t>
       </w:r>
     </w:p>
     <w:p>
@@ -2595,8 +3137,8 @@
         </w:pict>
       </w:r>
     </w:p>
-    <w:bookmarkEnd w:id="21"/>
-    <w:bookmarkStart w:id="22" w:name="h.-per-tenant-access-membership"/>
+    <w:bookmarkEnd w:id="24"/>
+    <w:bookmarkStart w:id="25" w:name="h.-per-tenant-access-membership"/>
     <w:p>
       <w:pPr>
         <w:pStyle w:val="Heading2"/>
@@ -2690,7 +3232,7 @@
         </w:numPr>
       </w:pPr>
       <w:r>
-        <w:t xml:space="preserve">Tenant-type users do not appear in the tenant membership table; they are bound directly to one tenant via their account.</w:t>
+        <w:t xml:space="preserve">Tenant-type users do not appear in the tenant membership table; they are bound directly to one tenant via their account, and the bound-tenant check on every per-tenant request enforces the boundary.</w:t>
       </w:r>
     </w:p>
     <w:p>
@@ -2700,14 +3242,14 @@
         </w:pict>
       </w:r>
     </w:p>
-    <w:bookmarkEnd w:id="22"/>
-    <w:bookmarkStart w:id="28" w:name="i.-behavior-changes-from-prior-releases"/>
+    <w:bookmarkEnd w:id="25"/>
+    <w:bookmarkStart w:id="26" w:name="i.-the-twelve-named-policies"/>
     <w:p>
       <w:pPr>
         <w:pStyle w:val="Heading2"/>
       </w:pPr>
       <w:r>
-        <w:t xml:space="preserve">I. Behavior changes from prior releases</w:t>
+        <w:t xml:space="preserve">I. The twelve named policies</w:t>
       </w:r>
     </w:p>
     <w:p>
@@ -2715,16 +3257,694 @@
         <w:pStyle w:val="FirstParagraph"/>
       </w:pPr>
       <w:r>
-        <w:t xml:space="preserve">The following changes affect existing customers. Each is documented for client awareness and review.</w:t>
-      </w:r>
-    </w:p>
-    <w:bookmarkStart w:id="23" w:name="i.1-per-tenant-role-retired"/>
+        <w:t xml:space="preserve">Authorization is structured around twelve named policies. Each</w:t>
+      </w:r>
+      <w:r>
+        <w:t xml:space="preserve"> </w:t>
+      </w:r>
+      <w:r>
+        <w:rPr>
+          <w:rStyle w:val="VerbatimChar"/>
+        </w:rPr>
+        <w:t xml:space="preserve">[Authorize(Policy = …)]</w:t>
+      </w:r>
+      <w:r>
+        <w:t xml:space="preserve"> </w:t>
+      </w:r>
+      <w:r>
+        <w:t xml:space="preserve">attribute on the WebApi references one of these by name. Constants live in</w:t>
+      </w:r>
+      <w:r>
+        <w:t xml:space="preserve"> </w:t>
+      </w:r>
+      <w:r>
+        <w:rPr>
+          <w:rStyle w:val="VerbatimChar"/>
+        </w:rPr>
+        <w:t xml:space="preserve">SDI.Enki.Shared.Authorization.EnkiPolicies</w:t>
+      </w:r>
+      <w:r>
+        <w:t xml:space="preserve"> </w:t>
+      </w:r>
+      <w:r>
+        <w:t xml:space="preserve">and are referenced identically by both the WebApi and the BlazorServer hosts so a renamed policy fails compilation in both.</w:t>
+      </w:r>
+    </w:p>
+    <w:tbl>
+      <w:tblPr>
+        <w:tblStyle w:val="Table"/>
+        <w:tblW w:type="pct" w:w="5000"/>
+        <w:tblLayout w:type="fixed"/>
+        <w:tblLook w:firstRow="1" w:lastRow="0" w:firstColumn="0" w:lastColumn="0" w:noHBand="0" w:noVBand="0" w:val="0020"/>
+      </w:tblPr>
+      <w:tblGrid>
+        <w:gridCol w:w="2640"/>
+        <w:gridCol w:w="2640"/>
+        <w:gridCol w:w="2640"/>
+      </w:tblGrid>
+      <w:tr>
+        <w:trPr>
+          <w:tblHeader w:val="on"/>
+        </w:trPr>
+        <w:tc>
+          <w:tcPr/>
+          <w:p>
+            <w:pPr>
+              <w:pStyle w:val="Compact"/>
+            </w:pPr>
+            <w:r>
+              <w:t xml:space="preserve">Policy</w:t>
+            </w:r>
+          </w:p>
+        </w:tc>
+        <w:tc>
+          <w:tcPr/>
+          <w:p>
+            <w:pPr>
+              <w:pStyle w:val="Compact"/>
+            </w:pPr>
+            <w:r>
+              <w:t xml:space="preserve">Audience</w:t>
+            </w:r>
+          </w:p>
+        </w:tc>
+        <w:tc>
+          <w:tcPr/>
+          <w:p>
+            <w:pPr>
+              <w:pStyle w:val="Compact"/>
+            </w:pPr>
+            <w:r>
+              <w:t xml:space="preserve">Notes</w:t>
+            </w:r>
+          </w:p>
+        </w:tc>
+      </w:tr>
+      <w:tr>
+        <w:tc>
+          <w:tcPr/>
+          <w:p>
+            <w:pPr>
+              <w:pStyle w:val="Compact"/>
+            </w:pPr>
+            <w:r>
+              <w:rPr>
+                <w:rStyle w:val="VerbatimChar"/>
+              </w:rPr>
+              <w:t xml:space="preserve">EnkiApiScope</w:t>
+            </w:r>
+          </w:p>
+        </w:tc>
+        <w:tc>
+          <w:tcPr/>
+          <w:p>
+            <w:pPr>
+              <w:pStyle w:val="Compact"/>
+            </w:pPr>
+            <w:r>
+              <w:t xml:space="preserve">Any signed-in caller with the</w:t>
+            </w:r>
+            <w:r>
+              <w:t xml:space="preserve"> </w:t>
+            </w:r>
+            <w:r>
+              <w:rPr>
+                <w:rStyle w:val="VerbatimChar"/>
+              </w:rPr>
+              <w:t xml:space="preserve">enki</w:t>
+            </w:r>
+            <w:r>
+              <w:t xml:space="preserve"> </w:t>
+            </w:r>
+            <w:r>
+              <w:t xml:space="preserve">scope</w:t>
+            </w:r>
+          </w:p>
+        </w:tc>
+        <w:tc>
+          <w:tcPr/>
+          <w:p>
+            <w:pPr>
+              <w:pStyle w:val="Compact"/>
+            </w:pPr>
+            <w:r>
+              <w:t xml:space="preserve">Default fallback; covers reference-data reads.</w:t>
+            </w:r>
+          </w:p>
+        </w:tc>
+      </w:tr>
+      <w:tr>
+        <w:tc>
+          <w:tcPr/>
+          <w:p>
+            <w:pPr>
+              <w:pStyle w:val="Compact"/>
+            </w:pPr>
+            <w:r>
+              <w:rPr>
+                <w:rStyle w:val="VerbatimChar"/>
+              </w:rPr>
+              <w:t xml:space="preserve">CanAccessTenant</w:t>
+            </w:r>
+          </w:p>
+        </w:tc>
+        <w:tc>
+          <w:tcPr/>
+          <w:p>
+            <w:pPr>
+              <w:pStyle w:val="Compact"/>
+            </w:pPr>
+            <w:r>
+              <w:t xml:space="preserve">Tenant member or admin (Tenant-type users pass for their bound tenant)</w:t>
+            </w:r>
+          </w:p>
+        </w:tc>
+        <w:tc>
+          <w:tcPr/>
+          <w:p>
+            <w:pPr>
+              <w:pStyle w:val="Compact"/>
+            </w:pPr>
+            <w:r>
+              <w:t xml:space="preserve">Tenant-scoped read gate, Runs/Shots writes.</w:t>
+            </w:r>
+          </w:p>
+        </w:tc>
+      </w:tr>
+      <w:tr>
+        <w:tc>
+          <w:tcPr/>
+          <w:p>
+            <w:pPr>
+              <w:pStyle w:val="Compact"/>
+            </w:pPr>
+            <w:r>
+              <w:rPr>
+                <w:rStyle w:val="VerbatimChar"/>
+              </w:rPr>
+              <w:t xml:space="preserve">CanWriteTenantContent</w:t>
+            </w:r>
+          </w:p>
+        </w:tc>
+        <w:tc>
+          <w:tcPr/>
+          <w:p>
+            <w:pPr>
+              <w:pStyle w:val="Compact"/>
+            </w:pPr>
+            <w:r>
+              <w:t xml:space="preserve">Office+ tenant member or admin</w:t>
+            </w:r>
+          </w:p>
+        </w:tc>
+        <w:tc>
+          <w:tcPr/>
+          <w:p>
+            <w:pPr>
+              <w:pStyle w:val="Compact"/>
+            </w:pPr>
+            <w:r>
+              <w:t xml:space="preserve">Tenant-scoped write gate.</w:t>
+            </w:r>
+          </w:p>
+        </w:tc>
+      </w:tr>
+      <w:tr>
+        <w:tc>
+          <w:tcPr/>
+          <w:p>
+            <w:pPr>
+              <w:pStyle w:val="Compact"/>
+            </w:pPr>
+            <w:r>
+              <w:rPr>
+                <w:rStyle w:val="VerbatimChar"/>
+              </w:rPr>
+              <w:t xml:space="preserve">CanDeleteTenantContent</w:t>
+            </w:r>
+          </w:p>
+        </w:tc>
+        <w:tc>
+          <w:tcPr/>
+          <w:p>
+            <w:pPr>
+              <w:pStyle w:val="Compact"/>
+            </w:pPr>
+            <w:r>
+              <w:t xml:space="preserve">Office+ tenant member or admin</w:t>
+            </w:r>
+          </w:p>
+        </w:tc>
+        <w:tc>
+          <w:tcPr/>
+          <w:p>
+            <w:pPr>
+              <w:pStyle w:val="Compact"/>
+            </w:pPr>
+            <w:r>
+              <w:t xml:space="preserve">Same gate as</w:t>
+            </w:r>
+            <w:r>
+              <w:t xml:space="preserve"> </w:t>
+            </w:r>
+            <w:r>
+              <w:rPr>
+                <w:rStyle w:val="VerbatimChar"/>
+              </w:rPr>
+              <w:t xml:space="preserve">CanWriteTenantContent</w:t>
+            </w:r>
+            <w:r>
+              <w:t xml:space="preserve"> </w:t>
+            </w:r>
+            <w:r>
+              <w:t xml:space="preserve">today; kept as a separate name so a future</w:t>
+            </w:r>
+            <w:r>
+              <w:t xml:space="preserve"> </w:t>
+            </w:r>
+            <w:r>
+              <w:t xml:space="preserve">“delete needs Supervisor”</w:t>
+            </w:r>
+            <w:r>
+              <w:t xml:space="preserve"> </w:t>
+            </w:r>
+            <w:r>
+              <w:t xml:space="preserve">tightening is a one-line policy change with no controller churn.</w:t>
+            </w:r>
+          </w:p>
+        </w:tc>
+      </w:tr>
+      <w:tr>
+        <w:tc>
+          <w:tcPr/>
+          <w:p>
+            <w:pPr>
+              <w:pStyle w:val="Compact"/>
+            </w:pPr>
+            <w:r>
+              <w:rPr>
+                <w:rStyle w:val="VerbatimChar"/>
+              </w:rPr>
+              <w:t xml:space="preserve">CanManageTenantMembers</w:t>
+            </w:r>
+          </w:p>
+        </w:tc>
+        <w:tc>
+          <w:tcPr/>
+          <w:p>
+            <w:pPr>
+              <w:pStyle w:val="Compact"/>
+            </w:pPr>
+            <w:r>
+              <w:t xml:space="preserve">Supervisor+ tenant member or admin</w:t>
+            </w:r>
+          </w:p>
+        </w:tc>
+        <w:tc>
+          <w:tcPr/>
+          <w:p>
+            <w:pPr>
+              <w:pStyle w:val="Compact"/>
+            </w:pPr>
+            <w:r>
+              <w:t xml:space="preserve">Tenant member add/remove.</w:t>
+            </w:r>
+          </w:p>
+        </w:tc>
+      </w:tr>
+      <w:tr>
+        <w:tc>
+          <w:tcPr/>
+          <w:p>
+            <w:pPr>
+              <w:pStyle w:val="Compact"/>
+            </w:pPr>
+            <w:r>
+              <w:rPr>
+                <w:rStyle w:val="VerbatimChar"/>
+              </w:rPr>
+              <w:t xml:space="preserve">CanWriteMasterContent</w:t>
+            </w:r>
+          </w:p>
+        </w:tc>
+        <w:tc>
+          <w:tcPr/>
+          <w:p>
+            <w:pPr>
+              <w:pStyle w:val="Compact"/>
+            </w:pPr>
+            <w:r>
+              <w:t xml:space="preserve">Office+ or admin</w:t>
+            </w:r>
+          </w:p>
+        </w:tc>
+        <w:tc>
+          <w:tcPr/>
+          <w:p>
+            <w:pPr>
+              <w:pStyle w:val="Compact"/>
+            </w:pPr>
+            <w:r>
+              <w:t xml:space="preserve">Calibrations, tenant settings, Tenant-user creation, master-User sync.</w:t>
+            </w:r>
+          </w:p>
+        </w:tc>
+      </w:tr>
+      <w:tr>
+        <w:tc>
+          <w:tcPr/>
+          <w:p>
+            <w:pPr>
+              <w:pStyle w:val="Compact"/>
+            </w:pPr>
+            <w:r>
+              <w:rPr>
+                <w:rStyle w:val="VerbatimChar"/>
+              </w:rPr>
+              <w:t xml:space="preserve">CanDeleteMasterContent</w:t>
+            </w:r>
+          </w:p>
+        </w:tc>
+        <w:tc>
+          <w:tcPr/>
+          <w:p>
+            <w:pPr>
+              <w:pStyle w:val="Compact"/>
+            </w:pPr>
+            <w:r>
+              <w:t xml:space="preserve">Office+ or admin</w:t>
+            </w:r>
+          </w:p>
+        </w:tc>
+        <w:tc>
+          <w:tcPr/>
+          <w:p>
+            <w:pPr>
+              <w:pStyle w:val="Compact"/>
+            </w:pPr>
+            <w:r>
+              <w:t xml:space="preserve">Calibration deletes. Same gate as</w:t>
+            </w:r>
+            <w:r>
+              <w:t xml:space="preserve"> </w:t>
+            </w:r>
+            <w:r>
+              <w:rPr>
+                <w:rStyle w:val="VerbatimChar"/>
+              </w:rPr>
+              <w:t xml:space="preserve">CanWriteMasterContent</w:t>
+            </w:r>
+            <w:r>
+              <w:t xml:space="preserve">; kept as a separate name for the same forward-tightening reason.</w:t>
+            </w:r>
+          </w:p>
+        </w:tc>
+      </w:tr>
+      <w:tr>
+        <w:tc>
+          <w:tcPr/>
+          <w:p>
+            <w:pPr>
+              <w:pStyle w:val="Compact"/>
+            </w:pPr>
+            <w:r>
+              <w:rPr>
+                <w:rStyle w:val="VerbatimChar"/>
+              </w:rPr>
+              <w:t xml:space="preserve">CanManageMasterTools</w:t>
+            </w:r>
+          </w:p>
+        </w:tc>
+        <w:tc>
+          <w:tcPr/>
+          <w:p>
+            <w:pPr>
+              <w:pStyle w:val="Compact"/>
+            </w:pPr>
+            <w:r>
+              <w:t xml:space="preserve">Supervisor+ or admin</w:t>
+            </w:r>
+          </w:p>
+        </w:tc>
+        <w:tc>
+          <w:tcPr/>
+          <w:p>
+            <w:pPr>
+              <w:pStyle w:val="Compact"/>
+            </w:pPr>
+            <w:r>
+              <w:t xml:space="preserve">Master Tools CRUD.</w:t>
+            </w:r>
+          </w:p>
+        </w:tc>
+      </w:tr>
+      <w:tr>
+        <w:tc>
+          <w:tcPr/>
+          <w:p>
+            <w:pPr>
+              <w:pStyle w:val="Compact"/>
+            </w:pPr>
+            <w:r>
+              <w:rPr>
+                <w:rStyle w:val="VerbatimChar"/>
+              </w:rPr>
+              <w:t xml:space="preserve">CanProvisionTenants</w:t>
+            </w:r>
+          </w:p>
+        </w:tc>
+        <w:tc>
+          <w:tcPr/>
+          <w:p>
+            <w:pPr>
+              <w:pStyle w:val="Compact"/>
+            </w:pPr>
+            <w:r>
+              <w:t xml:space="preserve">Supervisor+ or admin</w:t>
+            </w:r>
+          </w:p>
+        </w:tc>
+        <w:tc>
+          <w:tcPr/>
+          <w:p>
+            <w:pPr>
+              <w:pStyle w:val="Compact"/>
+            </w:pPr>
+            <w:r>
+              <w:t xml:space="preserve">Tenant provisioning (creates SQL DBs).</w:t>
+            </w:r>
+          </w:p>
+        </w:tc>
+      </w:tr>
+      <w:tr>
+        <w:tc>
+          <w:tcPr/>
+          <w:p>
+            <w:pPr>
+              <w:pStyle w:val="Compact"/>
+            </w:pPr>
+            <w:r>
+              <w:rPr>
+                <w:rStyle w:val="VerbatimChar"/>
+              </w:rPr>
+              <w:t xml:space="preserve">CanManageTenantLifecycle</w:t>
+            </w:r>
+          </w:p>
+        </w:tc>
+        <w:tc>
+          <w:tcPr/>
+          <w:p>
+            <w:pPr>
+              <w:pStyle w:val="Compact"/>
+            </w:pPr>
+            <w:r>
+              <w:t xml:space="preserve">Supervisor+ or admin</w:t>
+            </w:r>
+          </w:p>
+        </w:tc>
+        <w:tc>
+          <w:tcPr/>
+          <w:p>
+            <w:pPr>
+              <w:pStyle w:val="Compact"/>
+            </w:pPr>
+            <w:r>
+              <w:t xml:space="preserve">Deactivate, reactivate.</w:t>
+            </w:r>
+          </w:p>
+        </w:tc>
+      </w:tr>
+      <w:tr>
+        <w:tc>
+          <w:tcPr/>
+          <w:p>
+            <w:pPr>
+              <w:pStyle w:val="Compact"/>
+            </w:pPr>
+            <w:r>
+              <w:rPr>
+                <w:rStyle w:val="VerbatimChar"/>
+              </w:rPr>
+              <w:t xml:space="preserve">CanReadMasterRoster</w:t>
+            </w:r>
+          </w:p>
+        </w:tc>
+        <w:tc>
+          <w:tcPr/>
+          <w:p>
+            <w:pPr>
+              <w:pStyle w:val="Compact"/>
+            </w:pPr>
+            <w:r>
+              <w:t xml:space="preserve">Supervisor+ or admin</w:t>
+            </w:r>
+          </w:p>
+        </w:tc>
+        <w:tc>
+          <w:tcPr/>
+          <w:p>
+            <w:pPr>
+              <w:pStyle w:val="Compact"/>
+            </w:pPr>
+            <w:r>
+              <w:rPr>
+                <w:rStyle w:val="VerbatimChar"/>
+              </w:rPr>
+              <w:t xml:space="preserve">GET /admin/master-users</w:t>
+            </w:r>
+            <w:r>
+              <w:t xml:space="preserve"> </w:t>
+            </w:r>
+            <w:r>
+              <w:t xml:space="preserve">— picker for the Add-member dialog.</w:t>
+            </w:r>
+          </w:p>
+        </w:tc>
+      </w:tr>
+      <w:tr>
+        <w:tc>
+          <w:tcPr/>
+          <w:p>
+            <w:pPr>
+              <w:pStyle w:val="Compact"/>
+            </w:pPr>
+            <w:r>
+              <w:rPr>
+                <w:rStyle w:val="VerbatimChar"/>
+              </w:rPr>
+              <w:t xml:space="preserve">CanManageLicensing</w:t>
+            </w:r>
+          </w:p>
+        </w:tc>
+        <w:tc>
+          <w:tcPr/>
+          <w:p>
+            <w:pPr>
+              <w:pStyle w:val="Compact"/>
+            </w:pPr>
+            <w:r>
+              <w:t xml:space="preserve">Supervisor+ OR holder of</w:t>
+            </w:r>
+            <w:r>
+              <w:t xml:space="preserve"> </w:t>
+            </w:r>
+            <w:r>
+              <w:rPr>
+                <w:rStyle w:val="VerbatimChar"/>
+              </w:rPr>
+              <w:t xml:space="preserve">Licensing</w:t>
+            </w:r>
+            <w:r>
+              <w:t xml:space="preserve"> </w:t>
+            </w:r>
+            <w:r>
+              <w:t xml:space="preserve">capability OR admin</w:t>
+            </w:r>
+          </w:p>
+        </w:tc>
+        <w:tc>
+          <w:tcPr/>
+          <w:p>
+            <w:pPr>
+              <w:pStyle w:val="Compact"/>
+            </w:pPr>
+            <w:r>
+              <w:t xml:space="preserve">License generation and revocation.</w:t>
+            </w:r>
+          </w:p>
+        </w:tc>
+      </w:tr>
+    </w:tbl>
+    <w:p>
+      <w:pPr>
+        <w:pStyle w:val="BodyText"/>
+      </w:pPr>
+      <w:r>
+        <w:t xml:space="preserve">All twelve policies are constructed in the WebApi from a single parametric</w:t>
+      </w:r>
+      <w:r>
+        <w:t xml:space="preserve"> </w:t>
+      </w:r>
+      <w:r>
+        <w:rPr>
+          <w:rStyle w:val="VerbatimChar"/>
+        </w:rPr>
+        <w:t xml:space="preserve">TeamAuthRequirement</w:t>
+      </w:r>
+      <w:r>
+        <w:t xml:space="preserve"> </w:t>
+      </w:r>
+      <w:r>
+        <w:t xml:space="preserve">evaluated by a single handler with an 8-step decision tree (admin → Tenant-type binding → membership → subtype → capability). The BlazorServer host registers parallel claim-assertion policies under the same names so</w:t>
+      </w:r>
+      <w:r>
+        <w:t xml:space="preserve"> </w:t>
+      </w:r>
+      <w:r>
+        <w:rPr>
+          <w:rStyle w:val="VerbatimChar"/>
+        </w:rPr>
+        <w:t xml:space="preserve">[Authorize(Policy = EnkiPolicies.CanFoo)]</w:t>
+      </w:r>
+      <w:r>
+        <w:t xml:space="preserve"> </w:t>
+      </w:r>
+      <w:r>
+        <w:t xml:space="preserve">works on Blazor pages too.</w:t>
+      </w:r>
+    </w:p>
+    <w:p>
+      <w:r>
+        <w:pict>
+          <v:rect style="width:0;height:1.5pt" o:hralign="center" o:hrstd="t" o:hr="t"/>
+        </w:pict>
+      </w:r>
+    </w:p>
+    <w:bookmarkEnd w:id="26"/>
+    <w:bookmarkStart w:id="33" w:name="j.-behavior-changes-from-prior-releases"/>
+    <w:p>
+      <w:pPr>
+        <w:pStyle w:val="Heading2"/>
+      </w:pPr>
+      <w:r>
+        <w:t xml:space="preserve">J. Behavior changes from prior releases</w:t>
+      </w:r>
+    </w:p>
+    <w:p>
+      <w:pPr>
+        <w:pStyle w:val="FirstParagraph"/>
+      </w:pPr>
+      <w:r>
+        <w:t xml:space="preserve">Each item below changes existing customer behavior and is documented for client awareness.</w:t>
+      </w:r>
+    </w:p>
+    <w:bookmarkStart w:id="27" w:name="j.1-per-tenant-role-retired"/>
     <w:p>
       <w:pPr>
         <w:pStyle w:val="Heading3"/>
       </w:pPr>
       <w:r>
-        <w:t xml:space="preserve">I.1 Per-tenant role retired</w:t>
+        <w:t xml:space="preserve">J.1 Per-tenant role retired</w:t>
       </w:r>
     </w:p>
     <w:p>
@@ -2748,7 +3968,34 @@
         <w:t xml:space="preserve"> </w:t>
       </w:r>
       <w:r>
-        <w:t xml:space="preserve">per-tenant role on a tenant membership has been retired. Member management (adding and removing tenant members) is now keyed off the system-wide TeamSubtype hierarchy: Supervisor or Administrator only.</w:t>
+        <w:t xml:space="preserve">per-tenant role on a tenant membership has been removed. The database column is dropped (migration</w:t>
+      </w:r>
+      <w:r>
+        <w:t xml:space="preserve"> </w:t>
+      </w:r>
+      <w:r>
+        <w:rPr>
+          <w:rStyle w:val="VerbatimChar"/>
+        </w:rPr>
+        <w:t xml:space="preserve">20260501151724_RemoveTenantUserRole</w:t>
+      </w:r>
+      <w:r>
+        <w:t xml:space="preserve">) and the</w:t>
+      </w:r>
+      <w:r>
+        <w:t xml:space="preserve"> </w:t>
+      </w:r>
+      <w:r>
+        <w:rPr>
+          <w:rStyle w:val="VerbatimChar"/>
+        </w:rPr>
+        <w:t xml:space="preserve">SetRole</w:t>
+      </w:r>
+      <w:r>
+        <w:t xml:space="preserve"> </w:t>
+      </w:r>
+      <w:r>
+        <w:t xml:space="preserve">action is gone from the API. Member management is now keyed off the system-wide TeamSubtype hierarchy: Supervisor or Administrator only.</w:t>
       </w:r>
     </w:p>
     <w:p>
@@ -2784,14 +4031,14 @@
         <w:t xml:space="preserve">role (without also being a system Supervisor) for member management will no longer have that capability. Confirm the affected users have been promoted to Supervisor where appropriate.</w:t>
       </w:r>
     </w:p>
-    <w:bookmarkEnd w:id="23"/>
-    <w:bookmarkStart w:id="24" w:name="i.2-new-tenant-user-type"/>
+    <w:bookmarkEnd w:id="27"/>
+    <w:bookmarkStart w:id="28" w:name="j.2-new-tenant-user-type"/>
     <w:p>
       <w:pPr>
         <w:pStyle w:val="Heading3"/>
       </w:pPr>
       <w:r>
-        <w:t xml:space="preserve">I.2 New</w:t>
+        <w:t xml:space="preserve">J.2 New</w:t>
       </w:r>
       <w:r>
         <w:t xml:space="preserve"> </w:t>
@@ -2814,14 +4061,14 @@
         <w:t xml:space="preserve">External customer accounts are now provisioned as Tenant-type users, hard-bound to a single tenant. Earlier releases used Team-type accounts with a single tenant membership for this purpose; existing accounts are not migrated automatically — they continue to function as Team users.</w:t>
       </w:r>
     </w:p>
-    <w:bookmarkEnd w:id="24"/>
-    <w:bookmarkStart w:id="25" w:name="i.3-office-can-now-manage-tenant-users"/>
+    <w:bookmarkEnd w:id="28"/>
+    <w:bookmarkStart w:id="29" w:name="j.3-office-can-now-manage-tenant-users"/>
     <w:p>
       <w:pPr>
         <w:pStyle w:val="Heading3"/>
       </w:pPr>
       <w:r>
-        <w:t xml:space="preserve">I.3 Office can now manage Tenant users</w:t>
+        <w:t xml:space="preserve">J.3 Office can now manage Tenant users</w:t>
       </w:r>
     </w:p>
     <w:p>
@@ -2829,17 +4076,17 @@
         <w:pStyle w:val="FirstParagraph"/>
       </w:pPr>
       <w:r>
-        <w:t xml:space="preserve">Previously, all user administration required System Administrator. Office-tier users can now create new Tenant-type users and perform full admin operations on existing Tenant-type users. Team-type user administration remains System Administrator only.</w:t>
-      </w:r>
-    </w:p>
-    <w:bookmarkEnd w:id="25"/>
-    <w:bookmarkStart w:id="26" w:name="i.4-tools-and-calibrations-write-access"/>
+        <w:t xml:space="preserve">Previously, all user administration required System Administrator. Office-tier users can now create new Tenant-type users and perform full admin operations on existing Tenant-type users (edit profile, lock/unlock, reset password, change session lifetime). Team-type user administration remains System Administrator only.</w:t>
+      </w:r>
+    </w:p>
+    <w:bookmarkEnd w:id="29"/>
+    <w:bookmarkStart w:id="30" w:name="j.4-tools-and-calibrations-write-access"/>
     <w:p>
       <w:pPr>
         <w:pStyle w:val="Heading3"/>
       </w:pPr>
       <w:r>
-        <w:t xml:space="preserve">I.4 Tools and Calibrations write access</w:t>
+        <w:t xml:space="preserve">J.4 Tools and Calibrations write access</w:t>
       </w:r>
     </w:p>
     <w:p>
@@ -2847,7 +4094,7 @@
         <w:pStyle w:val="FirstParagraph"/>
       </w:pPr>
       <w:r>
-        <w:t xml:space="preserve">Previously, any signed-in user could create or edit master Tools and master Calibrations (a known security gap). After this change:</w:t>
+        <w:t xml:space="preserve">Previously, any signed-in user could create or edit master Tools and master Calibrations. After this change:</w:t>
       </w:r>
     </w:p>
     <w:p>
@@ -2914,14 +4161,14 @@
         <w:t xml:space="preserve">Reads remain open to all signed-in users so field engineers can identify the tool they are operating.</w:t>
       </w:r>
     </w:p>
-    <w:bookmarkEnd w:id="26"/>
-    <w:bookmarkStart w:id="27" w:name="i.5-license-operations-broadened"/>
+    <w:bookmarkEnd w:id="30"/>
+    <w:bookmarkStart w:id="31" w:name="j.5-license-operations-broadened"/>
     <w:p>
       <w:pPr>
         <w:pStyle w:val="Heading3"/>
       </w:pPr>
       <w:r>
-        <w:t xml:space="preserve">I.5 License operations broadened</w:t>
+        <w:t xml:space="preserve">J.5 License operations broadened</w:t>
       </w:r>
     </w:p>
     <w:p>
@@ -2972,6 +4219,42 @@
         <w:t xml:space="preserve">capability claim (typically a trusted Office user designated by an Administrator).</w:t>
       </w:r>
     </w:p>
+    <w:bookmarkEnd w:id="31"/>
+    <w:bookmarkStart w:id="32" w:name="Xe4d7f9020effcc0801994874089489de0fedc78"/>
+    <w:p>
+      <w:pPr>
+        <w:pStyle w:val="Heading3"/>
+      </w:pPr>
+      <w:r>
+        <w:t xml:space="preserve">J.6 Per-tenant audit visible to tenant members</w:t>
+      </w:r>
+    </w:p>
+    <w:p>
+      <w:pPr>
+        <w:pStyle w:val="FirstParagraph"/>
+      </w:pPr>
+      <w:r>
+        <w:t xml:space="preserve">The per-tenant audit feed (</w:t>
+      </w:r>
+      <w:r>
+        <w:rPr>
+          <w:rStyle w:val="VerbatimChar"/>
+        </w:rPr>
+        <w:t xml:space="preserve">/tenants/{code}/audit</w:t>
+      </w:r>
+      <w:r>
+        <w:t xml:space="preserve">) is open to any tenant member, not only administrators. This is unchanged from prior behavior but is now explicitly stated to disambiguate it from the cross-tenant master audit (</w:t>
+      </w:r>
+      <w:r>
+        <w:rPr>
+          <w:rStyle w:val="VerbatimChar"/>
+        </w:rPr>
+        <w:t xml:space="preserve">/admin/audit/*</w:t>
+      </w:r>
+      <w:r>
+        <w:t xml:space="preserve">) which remains administrator-only.</w:t>
+      </w:r>
+    </w:p>
     <w:p>
       <w:r>
         <w:pict>
@@ -2979,15 +4262,15 @@
         </w:pict>
       </w:r>
     </w:p>
-    <w:bookmarkEnd w:id="27"/>
-    <w:bookmarkEnd w:id="28"/>
-    <w:bookmarkStart w:id="29" w:name="j.-acceptance-criteria"/>
+    <w:bookmarkEnd w:id="32"/>
+    <w:bookmarkEnd w:id="33"/>
+    <w:bookmarkStart w:id="34" w:name="k.-acceptance-criteria"/>
     <w:p>
       <w:pPr>
         <w:pStyle w:val="Heading2"/>
       </w:pPr>
       <w:r>
-        <w:t xml:space="preserve">J. Acceptance criteria</w:t>
+        <w:t xml:space="preserve">K. Acceptance criteria</w:t>
       </w:r>
     </w:p>
     <w:p>
@@ -3007,7 +4290,7 @@
         </w:numPr>
       </w:pPr>
       <w:r>
-        <w:t xml:space="preserve">The capability matrix in section E is validated by a representative from each role.</w:t>
+        <w:t xml:space="preserve">The capability matrix in section E and the policy list in section I are validated by SDI engineering against the deployed code.</w:t>
       </w:r>
     </w:p>
     <w:p>
@@ -3019,7 +4302,7 @@
         </w:numPr>
       </w:pPr>
       <w:r>
-        <w:t xml:space="preserve">The four behavior changes in section I are reviewed and accepted.</w:t>
+        <w:t xml:space="preserve">The behavior changes in section J are reviewed and accepted.</w:t>
       </w:r>
     </w:p>
     <w:p>
@@ -3031,7 +4314,7 @@
         </w:numPr>
       </w:pPr>
       <w:r>
-        <w:t xml:space="preserve">A representative System Administrator confirms ability to provision a Tenant-type user, grant the Licensing capability, and remove either independently.</w:t>
+        <w:t xml:space="preserve">A representative System Administrator confirms ability to provision a Tenant-type user, grant the Licensing capability to a trusted Office user, and revoke either independently.</w:t>
       </w:r>
     </w:p>
     <w:p>
@@ -3043,7 +4326,7 @@
         </w:numPr>
       </w:pPr>
       <w:r>
-        <w:t xml:space="preserve">A representative Supervisor confirms ability to perform tenant lifecycle operations and license issuance.</w:t>
+        <w:t xml:space="preserve">A representative Supervisor confirms ability to perform tenant lifecycle operations (deactivate / reactivate), add and remove tenant members, and issue a license.</w:t>
       </w:r>
     </w:p>
     <w:p>
@@ -3055,7 +4338,19 @@
         </w:numPr>
       </w:pPr>
       <w:r>
-        <w:t xml:space="preserve">A representative Office user confirms inability to provision tenants but ability to manage Tenant-type users.</w:t>
+        <w:t xml:space="preserve">A representative Office user confirms inability to provision tenants and inability to manage master Tools, but ability to manage Tenant-type users and to create master Calibrations.</w:t>
+      </w:r>
+    </w:p>
+    <w:p>
+      <w:pPr>
+        <w:pStyle w:val="Compact"/>
+        <w:numPr>
+          <w:ilvl w:val="0"/>
+          <w:numId w:val="1010"/>
+        </w:numPr>
+      </w:pPr>
+      <w:r>
+        <w:t xml:space="preserve">A representative Field user (or Tenant user) confirms ability to add Runs and Shots within an accessible tenant, and inability to add Jobs.</w:t>
       </w:r>
     </w:p>
     <w:p>
@@ -3065,9 +4360,9 @@
         </w:pict>
       </w:r>
     </w:p>
-    <w:bookmarkEnd w:id="29"/>
-    <w:bookmarkEnd w:id="30"/>
-    <w:bookmarkStart w:id="35" w:name="document-control"/>
+    <w:bookmarkEnd w:id="34"/>
+    <w:bookmarkEnd w:id="35"/>
+    <w:bookmarkStart w:id="40" w:name="document-control"/>
     <w:p>
       <w:pPr>
         <w:pStyle w:val="Heading1"/>
@@ -3076,7 +4371,7 @@
         <w:t xml:space="preserve">Document control</w:t>
       </w:r>
     </w:p>
-    <w:bookmarkStart w:id="31" w:name="revision-history"/>
+    <w:bookmarkStart w:id="36" w:name="revision-history"/>
     <w:p>
       <w:pPr>
         <w:pStyle w:val="Heading2"/>
@@ -3188,14 +4483,108 @@
               <w:pStyle w:val="Compact"/>
             </w:pPr>
             <w:r>
-              <w:t xml:space="preserve">Initial draft. Documents the authorization redesign across user types (Team / Tenant), Team subtypes (Field / Office / Supervisor), capability claims (Licensing), administrative privileges, per-tenant membership, and migration impact.</w:t>
+              <w:t xml:space="preserve">Initial draft. Documented the authorization redesign across user types, subtypes, capability claims, administrative privileges, per-tenant membership, and migration impact.</w:t>
+            </w:r>
+          </w:p>
+        </w:tc>
+      </w:tr>
+      <w:tr>
+        <w:tc>
+          <w:tcPr/>
+          <w:p>
+            <w:pPr>
+              <w:pStyle w:val="Compact"/>
+            </w:pPr>
+            <w:r>
+              <w:t xml:space="preserve">1.1 (draft)</w:t>
+            </w:r>
+          </w:p>
+        </w:tc>
+        <w:tc>
+          <w:tcPr/>
+          <w:p>
+            <w:pPr>
+              <w:pStyle w:val="Compact"/>
+            </w:pPr>
+            <w:r>
+              <w:t xml:space="preserve">2026-05-02</w:t>
+            </w:r>
+          </w:p>
+        </w:tc>
+        <w:tc>
+          <w:tcPr/>
+          <w:p>
+            <w:pPr>
+              <w:pStyle w:val="Compact"/>
+            </w:pPr>
+            <w:r>
+              <w:t xml:space="preserve">Mike King (KingOfTheGeeks)</w:t>
+            </w:r>
+          </w:p>
+        </w:tc>
+        <w:tc>
+          <w:tcPr/>
+          <w:p>
+            <w:pPr>
+              <w:pStyle w:val="Compact"/>
+            </w:pPr>
+            <w:r>
+              <w:t xml:space="preserve">Replacement aligned to commit</w:t>
+            </w:r>
+            <w:r>
+              <w:t xml:space="preserve"> </w:t>
+            </w:r>
+            <w:r>
+              <w:rPr>
+                <w:rStyle w:val="VerbatimChar"/>
+              </w:rPr>
+              <w:t xml:space="preserve">01206c2</w:t>
+            </w:r>
+            <w:r>
+              <w:t xml:space="preserve">. Added section I documenting the twelve named policies. Split the matrix to distinguish per-tenant audit (any member) from cross-tenant master audit (admin only). Added the universal read floor (</w:t>
+            </w:r>
+            <w:r>
+              <w:rPr>
+                <w:rStyle w:val="VerbatimChar"/>
+              </w:rPr>
+              <w:t xml:space="preserve">EnkiApiScope</w:t>
+            </w:r>
+            <w:r>
+              <w:t xml:space="preserve">) note. Soften</w:t>
+            </w:r>
+            <w:r>
+              <w:t xml:space="preserve"> </w:t>
+            </w:r>
+            <w:r>
+              <w:t xml:space="preserve">“session invalidation”</w:t>
+            </w:r>
+            <w:r>
+              <w:t xml:space="preserve"> </w:t>
+            </w:r>
+            <w:r>
+              <w:t xml:space="preserve">wording in section F to reflect the security-stamp + refresh-token mechanism. Added a</w:t>
+            </w:r>
+            <w:r>
+              <w:t xml:space="preserve"> </w:t>
+            </w:r>
+            <w:r>
+              <w:rPr>
+                <w:rStyle w:val="VerbatimChar"/>
+              </w:rPr>
+              <w:t xml:space="preserve">master-User sync</w:t>
+            </w:r>
+            <w:r>
+              <w:t xml:space="preserve"> </w:t>
+            </w:r>
+            <w:r>
+              <w:t xml:space="preserve">row and a master-User-picker row. Added a future-capabilities subsection (F.2). Added per-tenant audit acknowledgement (J.6).</w:t>
             </w:r>
           </w:p>
         </w:tc>
       </w:tr>
     </w:tbl>
-    <w:bookmarkEnd w:id="31"/>
-    <w:bookmarkStart w:id="32" w:name="change-control-protocol"/>
+    <w:bookmarkEnd w:id="36"/>
+    <w:bookmarkStart w:id="37" w:name="change-control-protocol"/>
     <w:p>
       <w:pPr>
         <w:pStyle w:val="Heading2"/>
@@ -3237,7 +4626,23 @@
         <w:t xml:space="preserve"> </w:t>
       </w:r>
       <w:r>
-        <w:t xml:space="preserve">a corresponding update to the matrix in section E in the same pull request.</w:t>
+        <w:t xml:space="preserve">a corresponding update to the matrix in section E</w:t>
+      </w:r>
+      <w:r>
+        <w:t xml:space="preserve"> </w:t>
+      </w:r>
+      <w:r>
+        <w:rPr>
+          <w:b/>
+          <w:bCs/>
+        </w:rPr>
+        <w:t xml:space="preserve">and</w:t>
+      </w:r>
+      <w:r>
+        <w:t xml:space="preserve"> </w:t>
+      </w:r>
+      <w:r>
+        <w:t xml:space="preserve">the policy list in section I in the same pull request.</w:t>
       </w:r>
     </w:p>
     <w:p>
@@ -3249,7 +4654,7 @@
         </w:numPr>
       </w:pPr>
       <w:r>
-        <w:t xml:space="preserve">Adding or removing a TeamSubtype, UserType, or capability claim bumps the SOP minor version (1.0 → 1.1). Renumbering the matrix or restructuring sections bumps the major version (1.x → 2.0).</w:t>
+        <w:t xml:space="preserve">Adding or removing a TeamSubtype, UserType, or named policy bumps the SOP minor version (1.1 → 1.2). Renumbering the matrix or restructuring sections bumps the major version (1.x → 2.0).</w:t>
       </w:r>
     </w:p>
     <w:p>
@@ -3264,8 +4669,8 @@
         <w:t xml:space="preserve">Every SOP version is tagged in source control alongside the Enki release it covers.</w:t>
       </w:r>
     </w:p>
-    <w:bookmarkEnd w:id="32"/>
-    <w:bookmarkStart w:id="33" w:name="storage-and-distribution"/>
+    <w:bookmarkEnd w:id="37"/>
+    <w:bookmarkStart w:id="38" w:name="storage-and-distribution"/>
     <w:p>
       <w:pPr>
         <w:pStyle w:val="Heading2"/>
@@ -3323,8 +4728,8 @@
         <w:t xml:space="preserve">Print copies are uncontrolled. The source-of-truth is the version in the repository tagged for the release under review.</w:t>
       </w:r>
     </w:p>
-    <w:bookmarkEnd w:id="33"/>
-    <w:bookmarkStart w:id="34" w:name="approval"/>
+    <w:bookmarkEnd w:id="38"/>
+    <w:bookmarkStart w:id="39" w:name="approval"/>
     <w:p>
       <w:pPr>
         <w:pStyle w:val="Heading2"/>
@@ -3547,8 +4952,8 @@
         </w:tc>
       </w:tr>
     </w:tbl>
-    <w:bookmarkEnd w:id="34"/>
-    <w:bookmarkEnd w:id="35"/>
+    <w:bookmarkEnd w:id="39"/>
+    <w:bookmarkEnd w:id="40"/>
     <w:sectPr>
       <w:footnotePr>
         <w:numRestart w:val="eachSect"/>
@@ -4481,37 +5886,19 @@
     <w:qFormat/>
     <w:tblPr>
       <w:tblInd w:type="dxa" w:w="0"/>
-      <w:tblBorders>
-        <w:top w:color="808080" w:sz="4" w:val="single"/>
-        <w:left w:color="808080" w:sz="4" w:val="single"/>
-        <w:bottom w:color="808080" w:sz="4" w:val="single"/>
-        <w:right w:color="808080" w:sz="4" w:val="single"/>
-        <w:insideH w:color="C0C0C0" w:sz="4" w:val="single"/>
-        <w:insideV w:color="C0C0C0" w:sz="4" w:val="single"/>
-      </w:tblBorders>
       <w:tblCellMar>
-        <w:top w:type="dxa" w:w="60"/>
+        <w:top w:type="dxa" w:w="0"/>
         <w:left w:type="dxa" w:w="108"/>
-        <w:bottom w:type="dxa" w:w="60"/>
+        <w:bottom w:type="dxa" w:w="0"/>
         <w:right w:type="dxa" w:w="108"/>
       </w:tblCellMar>
     </w:tblPr>
     <w:tblStylePr w:type="firstRow">
-      <w:rPr>
-        <w:b/>
-        <w:color w:val="FFFFFF"/>
-      </w:rPr>
       <w:tcPr>
         <w:tcBorders>
-          <w:bottom w:color="808080" w:sz="4" w:val="single"/>
+          <w:bottom w:val="single"/>
         </w:tcBorders>
-        <w:shd w:color="auto" w:fill="2F5496" w:val="clear"/>
-        <w:vAlign w:val="center"/>
-      </w:tcPr>
-    </w:tblStylePr>
-    <w:tblStylePr w:type="band1Horz">
-      <w:tcPr>
-        <w:shd w:color="auto" w:fill="F2F2F2" w:val="clear"/>
+        <w:vAlign w:val="bottom"/>
       </w:tcPr>
     </w:tblStylePr>
   </w:style>
@@ -4614,7 +6001,7 @@
       <w:color w:themeColor="accent1" w:themeShade="BF" w:val="365F91"/>
     </w:rPr>
   </w:style>
-  <w:style w:customStyle="1" w:styleId="SourceCode" w:type="paragraph">
+  <w:style w:type="paragraph" w:customStyle="1" w:styleId="SourceCode">
     <w:name w:val="Source Code"/>
     <w:basedOn w:val="Normal"/>
     <w:link w:val="VerbatimChar"/>
@@ -4622,7 +6009,7 @@
       <w:wordWrap w:val="off"/>
     </w:pPr>
   </w:style>
-  <w:style w:customStyle="1" w:styleId="KeywordTok" w:type="character">
+  <w:style w:type="character" w:customStyle="1" w:styleId="KeywordTok">
     <w:name w:val="KeywordTok"/>
     <w:basedOn w:val="VerbatimChar"/>
     <w:rPr>
@@ -4630,77 +6017,77 @@
       <w:color w:val="007020"/>
     </w:rPr>
   </w:style>
-  <w:style w:customStyle="1" w:styleId="DataTypeTok" w:type="character">
+  <w:style w:type="character" w:customStyle="1" w:styleId="DataTypeTok">
     <w:name w:val="DataTypeTok"/>
     <w:basedOn w:val="VerbatimChar"/>
     <w:rPr>
       <w:color w:val="902000"/>
     </w:rPr>
   </w:style>
-  <w:style w:customStyle="1" w:styleId="DecValTok" w:type="character">
+  <w:style w:type="character" w:customStyle="1" w:styleId="DecValTok">
     <w:name w:val="DecValTok"/>
     <w:basedOn w:val="VerbatimChar"/>
     <w:rPr>
       <w:color w:val="40a070"/>
     </w:rPr>
   </w:style>
-  <w:style w:customStyle="1" w:styleId="BaseNTok" w:type="character">
+  <w:style w:type="character" w:customStyle="1" w:styleId="BaseNTok">
     <w:name w:val="BaseNTok"/>
     <w:basedOn w:val="VerbatimChar"/>
     <w:rPr>
       <w:color w:val="40a070"/>
     </w:rPr>
   </w:style>
-  <w:style w:customStyle="1" w:styleId="FloatTok" w:type="character">
+  <w:style w:type="character" w:customStyle="1" w:styleId="FloatTok">
     <w:name w:val="FloatTok"/>
     <w:basedOn w:val="VerbatimChar"/>
     <w:rPr>
       <w:color w:val="40a070"/>
     </w:rPr>
   </w:style>
-  <w:style w:customStyle="1" w:styleId="ConstantTok" w:type="character">
+  <w:style w:type="character" w:customStyle="1" w:styleId="ConstantTok">
     <w:name w:val="ConstantTok"/>
     <w:basedOn w:val="VerbatimChar"/>
     <w:rPr>
       <w:color w:val="880000"/>
     </w:rPr>
   </w:style>
-  <w:style w:customStyle="1" w:styleId="CharTok" w:type="character">
+  <w:style w:type="character" w:customStyle="1" w:styleId="CharTok">
     <w:name w:val="CharTok"/>
     <w:basedOn w:val="VerbatimChar"/>
     <w:rPr>
       <w:color w:val="4070a0"/>
     </w:rPr>
   </w:style>
-  <w:style w:customStyle="1" w:styleId="SpecialCharTok" w:type="character">
+  <w:style w:type="character" w:customStyle="1" w:styleId="SpecialCharTok">
     <w:name w:val="SpecialCharTok"/>
     <w:basedOn w:val="VerbatimChar"/>
     <w:rPr>
       <w:color w:val="4070a0"/>
     </w:rPr>
   </w:style>
-  <w:style w:customStyle="1" w:styleId="StringTok" w:type="character">
+  <w:style w:type="character" w:customStyle="1" w:styleId="StringTok">
     <w:name w:val="StringTok"/>
     <w:basedOn w:val="VerbatimChar"/>
     <w:rPr>
       <w:color w:val="4070a0"/>
     </w:rPr>
   </w:style>
-  <w:style w:customStyle="1" w:styleId="VerbatimStringTok" w:type="character">
+  <w:style w:type="character" w:customStyle="1" w:styleId="VerbatimStringTok">
     <w:name w:val="VerbatimStringTok"/>
     <w:basedOn w:val="VerbatimChar"/>
     <w:rPr>
       <w:color w:val="4070a0"/>
     </w:rPr>
   </w:style>
-  <w:style w:customStyle="1" w:styleId="SpecialStringTok" w:type="character">
+  <w:style w:type="character" w:customStyle="1" w:styleId="SpecialStringTok">
     <w:name w:val="SpecialStringTok"/>
     <w:basedOn w:val="VerbatimChar"/>
     <w:rPr>
       <w:color w:val="bb6688"/>
     </w:rPr>
   </w:style>
-  <w:style w:customStyle="1" w:styleId="ImportTok" w:type="character">
+  <w:style w:type="character" w:customStyle="1" w:styleId="ImportTok">
     <w:name w:val="ImportTok"/>
     <w:basedOn w:val="VerbatimChar"/>
     <w:rPr>
@@ -4708,7 +6095,7 @@
       <w:color w:val="008000"/>
     </w:rPr>
   </w:style>
-  <w:style w:customStyle="1" w:styleId="CommentTok" w:type="character">
+  <w:style w:type="character" w:customStyle="1" w:styleId="CommentTok">
     <w:name w:val="CommentTok"/>
     <w:basedOn w:val="VerbatimChar"/>
     <w:rPr>
@@ -4716,7 +6103,7 @@
       <w:color w:val="60a0b0"/>
     </w:rPr>
   </w:style>
-  <w:style w:customStyle="1" w:styleId="DocumentationTok" w:type="character">
+  <w:style w:type="character" w:customStyle="1" w:styleId="DocumentationTok">
     <w:name w:val="DocumentationTok"/>
     <w:basedOn w:val="VerbatimChar"/>
     <w:rPr>
@@ -4724,7 +6111,7 @@
       <w:color w:val="ba2121"/>
     </w:rPr>
   </w:style>
-  <w:style w:customStyle="1" w:styleId="AnnotationTok" w:type="character">
+  <w:style w:type="character" w:customStyle="1" w:styleId="AnnotationTok">
     <w:name w:val="AnnotationTok"/>
     <w:basedOn w:val="VerbatimChar"/>
     <w:rPr>
@@ -4733,7 +6120,7 @@
       <w:color w:val="60a0b0"/>
     </w:rPr>
   </w:style>
-  <w:style w:customStyle="1" w:styleId="CommentVarTok" w:type="character">
+  <w:style w:type="character" w:customStyle="1" w:styleId="CommentVarTok">
     <w:name w:val="CommentVarTok"/>
     <w:basedOn w:val="VerbatimChar"/>
     <w:rPr>
@@ -4742,28 +6129,28 @@
       <w:color w:val="60a0b0"/>
     </w:rPr>
   </w:style>
-  <w:style w:customStyle="1" w:styleId="OtherTok" w:type="character">
+  <w:style w:type="character" w:customStyle="1" w:styleId="OtherTok">
     <w:name w:val="OtherTok"/>
     <w:basedOn w:val="VerbatimChar"/>
     <w:rPr>
       <w:color w:val="007020"/>
     </w:rPr>
   </w:style>
-  <w:style w:customStyle="1" w:styleId="FunctionTok" w:type="character">
+  <w:style w:type="character" w:customStyle="1" w:styleId="FunctionTok">
     <w:name w:val="FunctionTok"/>
     <w:basedOn w:val="VerbatimChar"/>
     <w:rPr>
       <w:color w:val="06287e"/>
     </w:rPr>
   </w:style>
-  <w:style w:customStyle="1" w:styleId="VariableTok" w:type="character">
+  <w:style w:type="character" w:customStyle="1" w:styleId="VariableTok">
     <w:name w:val="VariableTok"/>
     <w:basedOn w:val="VerbatimChar"/>
     <w:rPr>
       <w:color w:val="19177c"/>
     </w:rPr>
   </w:style>
-  <w:style w:customStyle="1" w:styleId="ControlFlowTok" w:type="character">
+  <w:style w:type="character" w:customStyle="1" w:styleId="ControlFlowTok">
     <w:name w:val="ControlFlowTok"/>
     <w:basedOn w:val="VerbatimChar"/>
     <w:rPr>
@@ -4771,45 +6158,45 @@
       <w:color w:val="007020"/>
     </w:rPr>
   </w:style>
-  <w:style w:customStyle="1" w:styleId="OperatorTok" w:type="character">
+  <w:style w:type="character" w:customStyle="1" w:styleId="OperatorTok">
     <w:name w:val="OperatorTok"/>
     <w:basedOn w:val="VerbatimChar"/>
     <w:rPr>
       <w:color w:val="666666"/>
     </w:rPr>
   </w:style>
-  <w:style w:customStyle="1" w:styleId="BuiltInTok" w:type="character">
+  <w:style w:type="character" w:customStyle="1" w:styleId="BuiltInTok">
     <w:name w:val="BuiltInTok"/>
     <w:basedOn w:val="VerbatimChar"/>
     <w:rPr>
       <w:color w:val="008000"/>
     </w:rPr>
   </w:style>
-  <w:style w:customStyle="1" w:styleId="ExtensionTok" w:type="character">
+  <w:style w:type="character" w:customStyle="1" w:styleId="ExtensionTok">
     <w:name w:val="ExtensionTok"/>
     <w:basedOn w:val="VerbatimChar"/>
     <w:rPr/>
   </w:style>
-  <w:style w:customStyle="1" w:styleId="PreprocessorTok" w:type="character">
+  <w:style w:type="character" w:customStyle="1" w:styleId="PreprocessorTok">
     <w:name w:val="PreprocessorTok"/>
     <w:basedOn w:val="VerbatimChar"/>
     <w:rPr>
       <w:color w:val="bc7a00"/>
     </w:rPr>
   </w:style>
-  <w:style w:customStyle="1" w:styleId="AttributeTok" w:type="character">
+  <w:style w:type="character" w:customStyle="1" w:styleId="AttributeTok">
     <w:name w:val="AttributeTok"/>
     <w:basedOn w:val="VerbatimChar"/>
     <w:rPr>
       <w:color w:val="7d9029"/>
     </w:rPr>
   </w:style>
-  <w:style w:customStyle="1" w:styleId="RegionMarkerTok" w:type="character">
+  <w:style w:type="character" w:customStyle="1" w:styleId="RegionMarkerTok">
     <w:name w:val="RegionMarkerTok"/>
     <w:basedOn w:val="VerbatimChar"/>
     <w:rPr/>
   </w:style>
-  <w:style w:customStyle="1" w:styleId="InformationTok" w:type="character">
+  <w:style w:type="character" w:customStyle="1" w:styleId="InformationTok">
     <w:name w:val="InformationTok"/>
     <w:basedOn w:val="VerbatimChar"/>
     <w:rPr>
@@ -4818,7 +6205,7 @@
       <w:color w:val="60a0b0"/>
     </w:rPr>
   </w:style>
-  <w:style w:customStyle="1" w:styleId="WarningTok" w:type="character">
+  <w:style w:type="character" w:customStyle="1" w:styleId="WarningTok">
     <w:name w:val="WarningTok"/>
     <w:basedOn w:val="VerbatimChar"/>
     <w:rPr>
@@ -4827,7 +6214,7 @@
       <w:color w:val="60a0b0"/>
     </w:rPr>
   </w:style>
-  <w:style w:customStyle="1" w:styleId="AlertTok" w:type="character">
+  <w:style w:type="character" w:customStyle="1" w:styleId="AlertTok">
     <w:name w:val="AlertTok"/>
     <w:basedOn w:val="VerbatimChar"/>
     <w:rPr>
@@ -4835,7 +6222,7 @@
       <w:color w:val="ff0000"/>
     </w:rPr>
   </w:style>
-  <w:style w:customStyle="1" w:styleId="ErrorTok" w:type="character">
+  <w:style w:type="character" w:customStyle="1" w:styleId="ErrorTok">
     <w:name w:val="ErrorTok"/>
     <w:basedOn w:val="VerbatimChar"/>
     <w:rPr>
@@ -4843,7 +6230,7 @@
       <w:color w:val="ff0000"/>
     </w:rPr>
   </w:style>
-  <w:style w:customStyle="1" w:styleId="NormalTok" w:type="character">
+  <w:style w:type="character" w:customStyle="1" w:styleId="NormalTok">
     <w:name w:val="NormalTok"/>
     <w:basedOn w:val="VerbatimChar"/>
     <w:rPr/>
